--- a/docs/Project report.docx
+++ b/docs/Project report.docx
@@ -912,6 +912,14 @@
         <w:gridCol w:w="2952"/>
       </w:tblGrid>
       <w:tr>
+        <w:tblPrEx>
+          <w:tblCellMar>
+            <w:top w:w="0" w:type="dxa"/>
+            <w:left w:w="108" w:type="dxa"/>
+            <w:bottom w:w="0" w:type="dxa"/>
+            <w:right w:w="108" w:type="dxa"/>
+          </w:tblCellMar>
+        </w:tblPrEx>
         <w:tc>
           <w:tcPr>
             <w:tcW w:w="3348" w:type="dxa"/>
@@ -2658,6 +2666,14 @@
         <w:gridCol w:w="2734"/>
       </w:tblGrid>
       <w:tr>
+        <w:tblPrEx>
+          <w:tblCellMar>
+            <w:top w:w="0" w:type="dxa"/>
+            <w:left w:w="108" w:type="dxa"/>
+            <w:bottom w:w="0" w:type="dxa"/>
+            <w:right w:w="108" w:type="dxa"/>
+          </w:tblCellMar>
+        </w:tblPrEx>
         <w:tc>
           <w:tcPr>
             <w:tcW w:w="5526" w:type="dxa"/>
@@ -5667,12 +5683,6 @@
             <w:insideH w:val="single" w:color="auto" w:sz="4" w:space="0"/>
             <w:insideV w:val="single" w:color="auto" w:sz="4" w:space="0"/>
           </w:tblBorders>
-          <w:tblCellMar>
-            <w:top w:w="0" w:type="dxa"/>
-            <w:left w:w="108" w:type="dxa"/>
-            <w:bottom w:w="0" w:type="dxa"/>
-            <w:right w:w="108" w:type="dxa"/>
-          </w:tblCellMar>
         </w:tblPrEx>
         <w:trPr>
           <w:jc w:val="center"/>
@@ -7068,6 +7078,12 @@
             <w:insideH w:val="single" w:color="auto" w:sz="4" w:space="0"/>
             <w:insideV w:val="single" w:color="auto" w:sz="4" w:space="0"/>
           </w:tblBorders>
+          <w:tblCellMar>
+            <w:top w:w="0" w:type="dxa"/>
+            <w:left w:w="108" w:type="dxa"/>
+            <w:bottom w:w="0" w:type="dxa"/>
+            <w:right w:w="108" w:type="dxa"/>
+          </w:tblCellMar>
         </w:tblPrEx>
         <w:trPr>
           <w:jc w:val="center"/>
@@ -7233,12 +7249,66 @@
             <w:insideH w:val="single" w:color="auto" w:sz="4" w:space="0"/>
             <w:insideV w:val="single" w:color="auto" w:sz="4" w:space="0"/>
           </w:tblBorders>
-          <w:tblCellMar>
-            <w:top w:w="0" w:type="dxa"/>
-            <w:left w:w="108" w:type="dxa"/>
-            <w:bottom w:w="0" w:type="dxa"/>
-            <w:right w:w="108" w:type="dxa"/>
-          </w:tblCellMar>
+        </w:tblPrEx>
+        <w:trPr>
+          <w:jc w:val="center"/>
+        </w:trPr>
+        <w:tc>
+          <w:tcPr>
+            <w:tcW w:w="0" w:type="auto"/>
+          </w:tcPr>
+          <w:p>
+            <w:pPr>
+              <w:spacing w:after="0" w:line="240" w:lineRule="auto"/>
+              <w:rPr>
+                <w:rFonts w:ascii="Times New Roman" w:hAnsi="Times New Roman" w:eastAsia="Times New Roman" w:cs="Times New Roman"/>
+                <w:sz w:val="24"/>
+                <w:szCs w:val="24"/>
+              </w:rPr>
+            </w:pPr>
+          </w:p>
+        </w:tc>
+        <w:tc>
+          <w:tcPr>
+            <w:tcW w:w="0" w:type="auto"/>
+          </w:tcPr>
+          <w:p>
+            <w:pPr>
+              <w:spacing w:after="0" w:line="240" w:lineRule="auto"/>
+              <w:rPr>
+                <w:rFonts w:ascii="Times New Roman" w:hAnsi="Times New Roman" w:eastAsia="Times New Roman" w:cs="Times New Roman"/>
+                <w:sz w:val="24"/>
+                <w:szCs w:val="24"/>
+              </w:rPr>
+            </w:pPr>
+          </w:p>
+        </w:tc>
+        <w:tc>
+          <w:tcPr>
+            <w:tcW w:w="0" w:type="auto"/>
+          </w:tcPr>
+          <w:p>
+            <w:pPr>
+              <w:spacing w:after="0" w:line="240" w:lineRule="auto"/>
+              <w:rPr>
+                <w:rFonts w:ascii="Times New Roman" w:hAnsi="Times New Roman" w:eastAsia="Times New Roman" w:cs="Times New Roman"/>
+                <w:sz w:val="24"/>
+                <w:szCs w:val="24"/>
+              </w:rPr>
+            </w:pPr>
+          </w:p>
+        </w:tc>
+      </w:tr>
+      <w:tr>
+        <w:tblPrEx>
+          <w:tblBorders>
+            <w:top w:val="single" w:color="auto" w:sz="4" w:space="0"/>
+            <w:left w:val="single" w:color="auto" w:sz="4" w:space="0"/>
+            <w:bottom w:val="single" w:color="auto" w:sz="4" w:space="0"/>
+            <w:right w:val="single" w:color="auto" w:sz="4" w:space="0"/>
+            <w:insideH w:val="single" w:color="auto" w:sz="4" w:space="0"/>
+            <w:insideV w:val="single" w:color="auto" w:sz="4" w:space="0"/>
+          </w:tblBorders>
         </w:tblPrEx>
         <w:trPr>
           <w:jc w:val="center"/>
@@ -7365,12 +7435,6 @@
             <w:insideH w:val="single" w:color="auto" w:sz="4" w:space="0"/>
             <w:insideV w:val="single" w:color="auto" w:sz="4" w:space="0"/>
           </w:tblBorders>
-          <w:tblCellMar>
-            <w:top w:w="0" w:type="dxa"/>
-            <w:left w:w="108" w:type="dxa"/>
-            <w:bottom w:w="0" w:type="dxa"/>
-            <w:right w:w="108" w:type="dxa"/>
-          </w:tblCellMar>
         </w:tblPrEx>
         <w:trPr>
           <w:jc w:val="center"/>
@@ -7827,12 +7891,6 @@
             <w:insideH w:val="single" w:color="auto" w:sz="4" w:space="0"/>
             <w:insideV w:val="single" w:color="auto" w:sz="4" w:space="0"/>
           </w:tblBorders>
-          <w:tblCellMar>
-            <w:top w:w="0" w:type="dxa"/>
-            <w:left w:w="108" w:type="dxa"/>
-            <w:bottom w:w="0" w:type="dxa"/>
-            <w:right w:w="108" w:type="dxa"/>
-          </w:tblCellMar>
         </w:tblPrEx>
         <w:trPr>
           <w:jc w:val="center"/>
@@ -8289,12 +8347,6 @@
             <w:insideH w:val="single" w:color="auto" w:sz="4" w:space="0"/>
             <w:insideV w:val="single" w:color="auto" w:sz="4" w:space="0"/>
           </w:tblBorders>
-          <w:tblCellMar>
-            <w:top w:w="0" w:type="dxa"/>
-            <w:left w:w="108" w:type="dxa"/>
-            <w:bottom w:w="0" w:type="dxa"/>
-            <w:right w:w="108" w:type="dxa"/>
-          </w:tblCellMar>
         </w:tblPrEx>
         <w:trPr>
           <w:jc w:val="center"/>
@@ -8421,78 +8473,6 @@
             <w:insideH w:val="single" w:color="auto" w:sz="4" w:space="0"/>
             <w:insideV w:val="single" w:color="auto" w:sz="4" w:space="0"/>
           </w:tblBorders>
-          <w:tblCellMar>
-            <w:top w:w="0" w:type="dxa"/>
-            <w:left w:w="108" w:type="dxa"/>
-            <w:bottom w:w="0" w:type="dxa"/>
-            <w:right w:w="108" w:type="dxa"/>
-          </w:tblCellMar>
-        </w:tblPrEx>
-        <w:trPr>
-          <w:jc w:val="center"/>
-        </w:trPr>
-        <w:tc>
-          <w:tcPr>
-            <w:tcW w:w="0" w:type="auto"/>
-          </w:tcPr>
-          <w:p>
-            <w:pPr>
-              <w:spacing w:after="0" w:line="240" w:lineRule="auto"/>
-              <w:rPr>
-                <w:rFonts w:ascii="Times New Roman" w:hAnsi="Times New Roman" w:eastAsia="Times New Roman" w:cs="Times New Roman"/>
-                <w:sz w:val="24"/>
-                <w:szCs w:val="24"/>
-              </w:rPr>
-            </w:pPr>
-          </w:p>
-        </w:tc>
-        <w:tc>
-          <w:tcPr>
-            <w:tcW w:w="0" w:type="auto"/>
-          </w:tcPr>
-          <w:p>
-            <w:pPr>
-              <w:spacing w:after="0" w:line="240" w:lineRule="auto"/>
-              <w:rPr>
-                <w:rFonts w:ascii="Times New Roman" w:hAnsi="Times New Roman" w:eastAsia="Times New Roman" w:cs="Times New Roman"/>
-                <w:sz w:val="24"/>
-                <w:szCs w:val="24"/>
-              </w:rPr>
-            </w:pPr>
-          </w:p>
-        </w:tc>
-        <w:tc>
-          <w:tcPr>
-            <w:tcW w:w="0" w:type="auto"/>
-          </w:tcPr>
-          <w:p>
-            <w:pPr>
-              <w:spacing w:after="0" w:line="240" w:lineRule="auto"/>
-              <w:rPr>
-                <w:rFonts w:ascii="Times New Roman" w:hAnsi="Times New Roman" w:eastAsia="Times New Roman" w:cs="Times New Roman"/>
-                <w:sz w:val="24"/>
-                <w:szCs w:val="24"/>
-              </w:rPr>
-            </w:pPr>
-          </w:p>
-        </w:tc>
-      </w:tr>
-      <w:tr>
-        <w:tblPrEx>
-          <w:tblBorders>
-            <w:top w:val="single" w:color="auto" w:sz="4" w:space="0"/>
-            <w:left w:val="single" w:color="auto" w:sz="4" w:space="0"/>
-            <w:bottom w:val="single" w:color="auto" w:sz="4" w:space="0"/>
-            <w:right w:val="single" w:color="auto" w:sz="4" w:space="0"/>
-            <w:insideH w:val="single" w:color="auto" w:sz="4" w:space="0"/>
-            <w:insideV w:val="single" w:color="auto" w:sz="4" w:space="0"/>
-          </w:tblBorders>
-          <w:tblCellMar>
-            <w:top w:w="0" w:type="dxa"/>
-            <w:left w:w="108" w:type="dxa"/>
-            <w:bottom w:w="0" w:type="dxa"/>
-            <w:right w:w="108" w:type="dxa"/>
-          </w:tblCellMar>
         </w:tblPrEx>
         <w:trPr>
           <w:jc w:val="center"/>
@@ -8801,6 +8781,12 @@
             <w:insideH w:val="single" w:color="auto" w:sz="4" w:space="0"/>
             <w:insideV w:val="single" w:color="auto" w:sz="4" w:space="0"/>
           </w:tblBorders>
+          <w:tblCellMar>
+            <w:top w:w="0" w:type="dxa"/>
+            <w:left w:w="108" w:type="dxa"/>
+            <w:bottom w:w="0" w:type="dxa"/>
+            <w:right w:w="108" w:type="dxa"/>
+          </w:tblCellMar>
         </w:tblPrEx>
         <w:trPr>
           <w:jc w:val="center"/>
@@ -8966,12 +8952,6 @@
             <w:insideH w:val="single" w:color="auto" w:sz="4" w:space="0"/>
             <w:insideV w:val="single" w:color="auto" w:sz="4" w:space="0"/>
           </w:tblBorders>
-          <w:tblCellMar>
-            <w:top w:w="0" w:type="dxa"/>
-            <w:left w:w="108" w:type="dxa"/>
-            <w:bottom w:w="0" w:type="dxa"/>
-            <w:right w:w="108" w:type="dxa"/>
-          </w:tblCellMar>
         </w:tblPrEx>
         <w:trPr>
           <w:jc w:val="center"/>
@@ -9230,12 +9210,6 @@
             <w:insideH w:val="single" w:color="auto" w:sz="4" w:space="0"/>
             <w:insideV w:val="single" w:color="auto" w:sz="4" w:space="0"/>
           </w:tblBorders>
-          <w:tblCellMar>
-            <w:top w:w="0" w:type="dxa"/>
-            <w:left w:w="108" w:type="dxa"/>
-            <w:bottom w:w="0" w:type="dxa"/>
-            <w:right w:w="108" w:type="dxa"/>
-          </w:tblCellMar>
         </w:tblPrEx>
         <w:trPr>
           <w:jc w:val="center"/>
@@ -9362,12 +9336,186 @@
             <w:insideH w:val="single" w:color="auto" w:sz="4" w:space="0"/>
             <w:insideV w:val="single" w:color="auto" w:sz="4" w:space="0"/>
           </w:tblBorders>
-          <w:tblCellMar>
-            <w:top w:w="0" w:type="dxa"/>
-            <w:left w:w="108" w:type="dxa"/>
-            <w:bottom w:w="0" w:type="dxa"/>
-            <w:right w:w="108" w:type="dxa"/>
-          </w:tblCellMar>
+        </w:tblPrEx>
+        <w:trPr>
+          <w:jc w:val="center"/>
+        </w:trPr>
+        <w:tc>
+          <w:tcPr>
+            <w:tcW w:w="0" w:type="auto"/>
+          </w:tcPr>
+          <w:p>
+            <w:pPr>
+              <w:spacing w:after="0" w:line="240" w:lineRule="auto"/>
+              <w:rPr>
+                <w:rFonts w:ascii="Times New Roman" w:hAnsi="Times New Roman" w:eastAsia="Times New Roman" w:cs="Times New Roman"/>
+                <w:sz w:val="24"/>
+                <w:szCs w:val="24"/>
+              </w:rPr>
+            </w:pPr>
+          </w:p>
+        </w:tc>
+        <w:tc>
+          <w:tcPr>
+            <w:tcW w:w="0" w:type="auto"/>
+          </w:tcPr>
+          <w:p>
+            <w:pPr>
+              <w:spacing w:after="0" w:line="240" w:lineRule="auto"/>
+              <w:rPr>
+                <w:rFonts w:ascii="Times New Roman" w:hAnsi="Times New Roman" w:eastAsia="Times New Roman" w:cs="Times New Roman"/>
+                <w:sz w:val="24"/>
+                <w:szCs w:val="24"/>
+              </w:rPr>
+            </w:pPr>
+          </w:p>
+        </w:tc>
+        <w:tc>
+          <w:tcPr>
+            <w:tcW w:w="0" w:type="auto"/>
+          </w:tcPr>
+          <w:p>
+            <w:pPr>
+              <w:spacing w:after="0" w:line="240" w:lineRule="auto"/>
+              <w:rPr>
+                <w:rFonts w:ascii="Times New Roman" w:hAnsi="Times New Roman" w:eastAsia="Times New Roman" w:cs="Times New Roman"/>
+                <w:sz w:val="24"/>
+                <w:szCs w:val="24"/>
+              </w:rPr>
+            </w:pPr>
+          </w:p>
+        </w:tc>
+      </w:tr>
+      <w:tr>
+        <w:tblPrEx>
+          <w:tblBorders>
+            <w:top w:val="single" w:color="auto" w:sz="4" w:space="0"/>
+            <w:left w:val="single" w:color="auto" w:sz="4" w:space="0"/>
+            <w:bottom w:val="single" w:color="auto" w:sz="4" w:space="0"/>
+            <w:right w:val="single" w:color="auto" w:sz="4" w:space="0"/>
+            <w:insideH w:val="single" w:color="auto" w:sz="4" w:space="0"/>
+            <w:insideV w:val="single" w:color="auto" w:sz="4" w:space="0"/>
+          </w:tblBorders>
+        </w:tblPrEx>
+        <w:trPr>
+          <w:jc w:val="center"/>
+        </w:trPr>
+        <w:tc>
+          <w:tcPr>
+            <w:tcW w:w="0" w:type="auto"/>
+          </w:tcPr>
+          <w:p>
+            <w:pPr>
+              <w:spacing w:after="0" w:line="240" w:lineRule="auto"/>
+              <w:rPr>
+                <w:rFonts w:ascii="Times New Roman" w:hAnsi="Times New Roman" w:eastAsia="Times New Roman" w:cs="Times New Roman"/>
+                <w:sz w:val="24"/>
+                <w:szCs w:val="24"/>
+              </w:rPr>
+            </w:pPr>
+          </w:p>
+        </w:tc>
+        <w:tc>
+          <w:tcPr>
+            <w:tcW w:w="0" w:type="auto"/>
+          </w:tcPr>
+          <w:p>
+            <w:pPr>
+              <w:spacing w:after="0" w:line="240" w:lineRule="auto"/>
+              <w:rPr>
+                <w:rFonts w:ascii="Times New Roman" w:hAnsi="Times New Roman" w:eastAsia="Times New Roman" w:cs="Times New Roman"/>
+                <w:sz w:val="24"/>
+                <w:szCs w:val="24"/>
+              </w:rPr>
+            </w:pPr>
+          </w:p>
+        </w:tc>
+        <w:tc>
+          <w:tcPr>
+            <w:tcW w:w="0" w:type="auto"/>
+          </w:tcPr>
+          <w:p>
+            <w:pPr>
+              <w:spacing w:after="0" w:line="240" w:lineRule="auto"/>
+              <w:rPr>
+                <w:rFonts w:ascii="Times New Roman" w:hAnsi="Times New Roman" w:eastAsia="Times New Roman" w:cs="Times New Roman"/>
+                <w:sz w:val="24"/>
+                <w:szCs w:val="24"/>
+              </w:rPr>
+            </w:pPr>
+          </w:p>
+        </w:tc>
+      </w:tr>
+      <w:tr>
+        <w:tblPrEx>
+          <w:tblBorders>
+            <w:top w:val="single" w:color="auto" w:sz="4" w:space="0"/>
+            <w:left w:val="single" w:color="auto" w:sz="4" w:space="0"/>
+            <w:bottom w:val="single" w:color="auto" w:sz="4" w:space="0"/>
+            <w:right w:val="single" w:color="auto" w:sz="4" w:space="0"/>
+            <w:insideH w:val="single" w:color="auto" w:sz="4" w:space="0"/>
+            <w:insideV w:val="single" w:color="auto" w:sz="4" w:space="0"/>
+          </w:tblBorders>
+        </w:tblPrEx>
+        <w:trPr>
+          <w:jc w:val="center"/>
+        </w:trPr>
+        <w:tc>
+          <w:tcPr>
+            <w:tcW w:w="0" w:type="auto"/>
+          </w:tcPr>
+          <w:p>
+            <w:pPr>
+              <w:spacing w:after="0" w:line="240" w:lineRule="auto"/>
+              <w:rPr>
+                <w:rFonts w:ascii="Times New Roman" w:hAnsi="Times New Roman" w:eastAsia="Times New Roman" w:cs="Times New Roman"/>
+                <w:sz w:val="24"/>
+                <w:szCs w:val="24"/>
+              </w:rPr>
+            </w:pPr>
+          </w:p>
+        </w:tc>
+        <w:tc>
+          <w:tcPr>
+            <w:tcW w:w="0" w:type="auto"/>
+          </w:tcPr>
+          <w:p>
+            <w:pPr>
+              <w:spacing w:after="0" w:line="240" w:lineRule="auto"/>
+              <w:rPr>
+                <w:rFonts w:ascii="Times New Roman" w:hAnsi="Times New Roman" w:eastAsia="Times New Roman" w:cs="Times New Roman"/>
+                <w:sz w:val="24"/>
+                <w:szCs w:val="24"/>
+              </w:rPr>
+            </w:pPr>
+          </w:p>
+        </w:tc>
+        <w:tc>
+          <w:tcPr>
+            <w:tcW w:w="0" w:type="auto"/>
+          </w:tcPr>
+          <w:p>
+            <w:pPr>
+              <w:spacing w:after="0" w:line="240" w:lineRule="auto"/>
+              <w:rPr>
+                <w:rFonts w:ascii="Times New Roman" w:hAnsi="Times New Roman" w:eastAsia="Times New Roman" w:cs="Times New Roman"/>
+                <w:sz w:val="24"/>
+                <w:szCs w:val="24"/>
+              </w:rPr>
+            </w:pPr>
+          </w:p>
+        </w:tc>
+      </w:tr>
+      <w:tr>
+        <w:tblPrEx>
+          <w:tblBorders>
+            <w:top w:val="single" w:color="auto" w:sz="4" w:space="0"/>
+            <w:left w:val="single" w:color="auto" w:sz="4" w:space="0"/>
+            <w:bottom w:val="single" w:color="auto" w:sz="4" w:space="0"/>
+            <w:right w:val="single" w:color="auto" w:sz="4" w:space="0"/>
+            <w:insideH w:val="single" w:color="auto" w:sz="4" w:space="0"/>
+            <w:insideV w:val="single" w:color="auto" w:sz="4" w:space="0"/>
+          </w:tblBorders>
         </w:tblPrEx>
         <w:trPr>
           <w:jc w:val="center"/>
@@ -9626,12 +9774,6 @@
             <w:insideH w:val="single" w:color="auto" w:sz="4" w:space="0"/>
             <w:insideV w:val="single" w:color="auto" w:sz="4" w:space="0"/>
           </w:tblBorders>
-          <w:tblCellMar>
-            <w:top w:w="0" w:type="dxa"/>
-            <w:left w:w="108" w:type="dxa"/>
-            <w:bottom w:w="0" w:type="dxa"/>
-            <w:right w:w="108" w:type="dxa"/>
-          </w:tblCellMar>
         </w:tblPrEx>
         <w:trPr>
           <w:jc w:val="center"/>
@@ -9890,12 +10032,6 @@
             <w:insideH w:val="single" w:color="auto" w:sz="4" w:space="0"/>
             <w:insideV w:val="single" w:color="auto" w:sz="4" w:space="0"/>
           </w:tblBorders>
-          <w:tblCellMar>
-            <w:top w:w="0" w:type="dxa"/>
-            <w:left w:w="108" w:type="dxa"/>
-            <w:bottom w:w="0" w:type="dxa"/>
-            <w:right w:w="108" w:type="dxa"/>
-          </w:tblCellMar>
         </w:tblPrEx>
         <w:trPr>
           <w:jc w:val="center"/>
@@ -10022,210 +10158,6 @@
             <w:insideH w:val="single" w:color="auto" w:sz="4" w:space="0"/>
             <w:insideV w:val="single" w:color="auto" w:sz="4" w:space="0"/>
           </w:tblBorders>
-          <w:tblCellMar>
-            <w:top w:w="0" w:type="dxa"/>
-            <w:left w:w="108" w:type="dxa"/>
-            <w:bottom w:w="0" w:type="dxa"/>
-            <w:right w:w="108" w:type="dxa"/>
-          </w:tblCellMar>
-        </w:tblPrEx>
-        <w:trPr>
-          <w:jc w:val="center"/>
-        </w:trPr>
-        <w:tc>
-          <w:tcPr>
-            <w:tcW w:w="0" w:type="auto"/>
-          </w:tcPr>
-          <w:p>
-            <w:pPr>
-              <w:spacing w:after="0" w:line="240" w:lineRule="auto"/>
-              <w:rPr>
-                <w:rFonts w:ascii="Times New Roman" w:hAnsi="Times New Roman" w:eastAsia="Times New Roman" w:cs="Times New Roman"/>
-                <w:sz w:val="24"/>
-                <w:szCs w:val="24"/>
-              </w:rPr>
-            </w:pPr>
-          </w:p>
-        </w:tc>
-        <w:tc>
-          <w:tcPr>
-            <w:tcW w:w="0" w:type="auto"/>
-          </w:tcPr>
-          <w:p>
-            <w:pPr>
-              <w:spacing w:after="0" w:line="240" w:lineRule="auto"/>
-              <w:rPr>
-                <w:rFonts w:ascii="Times New Roman" w:hAnsi="Times New Roman" w:eastAsia="Times New Roman" w:cs="Times New Roman"/>
-                <w:sz w:val="24"/>
-                <w:szCs w:val="24"/>
-              </w:rPr>
-            </w:pPr>
-          </w:p>
-        </w:tc>
-        <w:tc>
-          <w:tcPr>
-            <w:tcW w:w="0" w:type="auto"/>
-          </w:tcPr>
-          <w:p>
-            <w:pPr>
-              <w:spacing w:after="0" w:line="240" w:lineRule="auto"/>
-              <w:rPr>
-                <w:rFonts w:ascii="Times New Roman" w:hAnsi="Times New Roman" w:eastAsia="Times New Roman" w:cs="Times New Roman"/>
-                <w:sz w:val="24"/>
-                <w:szCs w:val="24"/>
-              </w:rPr>
-            </w:pPr>
-          </w:p>
-        </w:tc>
-      </w:tr>
-      <w:tr>
-        <w:tblPrEx>
-          <w:tblBorders>
-            <w:top w:val="single" w:color="auto" w:sz="4" w:space="0"/>
-            <w:left w:val="single" w:color="auto" w:sz="4" w:space="0"/>
-            <w:bottom w:val="single" w:color="auto" w:sz="4" w:space="0"/>
-            <w:right w:val="single" w:color="auto" w:sz="4" w:space="0"/>
-            <w:insideH w:val="single" w:color="auto" w:sz="4" w:space="0"/>
-            <w:insideV w:val="single" w:color="auto" w:sz="4" w:space="0"/>
-          </w:tblBorders>
-          <w:tblCellMar>
-            <w:top w:w="0" w:type="dxa"/>
-            <w:left w:w="108" w:type="dxa"/>
-            <w:bottom w:w="0" w:type="dxa"/>
-            <w:right w:w="108" w:type="dxa"/>
-          </w:tblCellMar>
-        </w:tblPrEx>
-        <w:trPr>
-          <w:jc w:val="center"/>
-        </w:trPr>
-        <w:tc>
-          <w:tcPr>
-            <w:tcW w:w="0" w:type="auto"/>
-          </w:tcPr>
-          <w:p>
-            <w:pPr>
-              <w:spacing w:after="0" w:line="240" w:lineRule="auto"/>
-              <w:rPr>
-                <w:rFonts w:ascii="Times New Roman" w:hAnsi="Times New Roman" w:eastAsia="Times New Roman" w:cs="Times New Roman"/>
-                <w:sz w:val="24"/>
-                <w:szCs w:val="24"/>
-              </w:rPr>
-            </w:pPr>
-          </w:p>
-        </w:tc>
-        <w:tc>
-          <w:tcPr>
-            <w:tcW w:w="0" w:type="auto"/>
-          </w:tcPr>
-          <w:p>
-            <w:pPr>
-              <w:spacing w:after="0" w:line="240" w:lineRule="auto"/>
-              <w:rPr>
-                <w:rFonts w:ascii="Times New Roman" w:hAnsi="Times New Roman" w:eastAsia="Times New Roman" w:cs="Times New Roman"/>
-                <w:sz w:val="24"/>
-                <w:szCs w:val="24"/>
-              </w:rPr>
-            </w:pPr>
-          </w:p>
-        </w:tc>
-        <w:tc>
-          <w:tcPr>
-            <w:tcW w:w="0" w:type="auto"/>
-          </w:tcPr>
-          <w:p>
-            <w:pPr>
-              <w:spacing w:after="0" w:line="240" w:lineRule="auto"/>
-              <w:rPr>
-                <w:rFonts w:ascii="Times New Roman" w:hAnsi="Times New Roman" w:eastAsia="Times New Roman" w:cs="Times New Roman"/>
-                <w:sz w:val="24"/>
-                <w:szCs w:val="24"/>
-              </w:rPr>
-            </w:pPr>
-          </w:p>
-        </w:tc>
-      </w:tr>
-      <w:tr>
-        <w:tblPrEx>
-          <w:tblBorders>
-            <w:top w:val="single" w:color="auto" w:sz="4" w:space="0"/>
-            <w:left w:val="single" w:color="auto" w:sz="4" w:space="0"/>
-            <w:bottom w:val="single" w:color="auto" w:sz="4" w:space="0"/>
-            <w:right w:val="single" w:color="auto" w:sz="4" w:space="0"/>
-            <w:insideH w:val="single" w:color="auto" w:sz="4" w:space="0"/>
-            <w:insideV w:val="single" w:color="auto" w:sz="4" w:space="0"/>
-          </w:tblBorders>
-          <w:tblCellMar>
-            <w:top w:w="0" w:type="dxa"/>
-            <w:left w:w="108" w:type="dxa"/>
-            <w:bottom w:w="0" w:type="dxa"/>
-            <w:right w:w="108" w:type="dxa"/>
-          </w:tblCellMar>
-        </w:tblPrEx>
-        <w:trPr>
-          <w:jc w:val="center"/>
-        </w:trPr>
-        <w:tc>
-          <w:tcPr>
-            <w:tcW w:w="0" w:type="auto"/>
-          </w:tcPr>
-          <w:p>
-            <w:pPr>
-              <w:spacing w:after="0" w:line="240" w:lineRule="auto"/>
-              <w:rPr>
-                <w:rFonts w:ascii="Times New Roman" w:hAnsi="Times New Roman" w:eastAsia="Times New Roman" w:cs="Times New Roman"/>
-                <w:sz w:val="24"/>
-                <w:szCs w:val="24"/>
-              </w:rPr>
-            </w:pPr>
-          </w:p>
-        </w:tc>
-        <w:tc>
-          <w:tcPr>
-            <w:tcW w:w="0" w:type="auto"/>
-          </w:tcPr>
-          <w:p>
-            <w:pPr>
-              <w:spacing w:after="0" w:line="240" w:lineRule="auto"/>
-              <w:rPr>
-                <w:rFonts w:ascii="Times New Roman" w:hAnsi="Times New Roman" w:eastAsia="Times New Roman" w:cs="Times New Roman"/>
-                <w:sz w:val="24"/>
-                <w:szCs w:val="24"/>
-              </w:rPr>
-            </w:pPr>
-          </w:p>
-        </w:tc>
-        <w:tc>
-          <w:tcPr>
-            <w:tcW w:w="0" w:type="auto"/>
-          </w:tcPr>
-          <w:p>
-            <w:pPr>
-              <w:spacing w:after="0" w:line="240" w:lineRule="auto"/>
-              <w:rPr>
-                <w:rFonts w:ascii="Times New Roman" w:hAnsi="Times New Roman" w:eastAsia="Times New Roman" w:cs="Times New Roman"/>
-                <w:sz w:val="24"/>
-                <w:szCs w:val="24"/>
-              </w:rPr>
-            </w:pPr>
-          </w:p>
-        </w:tc>
-      </w:tr>
-      <w:tr>
-        <w:tblPrEx>
-          <w:tblBorders>
-            <w:top w:val="single" w:color="auto" w:sz="4" w:space="0"/>
-            <w:left w:val="single" w:color="auto" w:sz="4" w:space="0"/>
-            <w:bottom w:val="single" w:color="auto" w:sz="4" w:space="0"/>
-            <w:right w:val="single" w:color="auto" w:sz="4" w:space="0"/>
-            <w:insideH w:val="single" w:color="auto" w:sz="4" w:space="0"/>
-            <w:insideV w:val="single" w:color="auto" w:sz="4" w:space="0"/>
-          </w:tblBorders>
-          <w:tblCellMar>
-            <w:top w:w="0" w:type="dxa"/>
-            <w:left w:w="108" w:type="dxa"/>
-            <w:bottom w:w="0" w:type="dxa"/>
-            <w:right w:w="108" w:type="dxa"/>
-          </w:tblCellMar>
         </w:tblPrEx>
         <w:trPr>
           <w:jc w:val="center"/>
@@ -12374,20 +12306,13 @@
         <w:jc w:val="both"/>
         <w:rPr>
           <w:rFonts w:hint="default"/>
+          <w:b/>
+          <w:bCs/>
           <w:sz w:val="32"/>
           <w:szCs w:val="32"/>
           <w:lang w:val="en-US"/>
         </w:rPr>
       </w:pPr>
-      <w:r>
-        <w:rPr>
-          <w:rFonts w:hint="default"/>
-          <w:sz w:val="32"/>
-          <w:szCs w:val="32"/>
-          <w:lang w:val="en-US"/>
-        </w:rPr>
-        <w:t xml:space="preserve">2.6 </w:t>
-      </w:r>
       <w:r>
         <w:rPr>
           <w:rFonts w:hint="default"/>
@@ -12397,6 +12322,17 @@
           <w:szCs w:val="32"/>
           <w:lang w:val="en-US"/>
         </w:rPr>
+        <w:t xml:space="preserve">2.6 </w:t>
+      </w:r>
+      <w:r>
+        <w:rPr>
+          <w:rFonts w:hint="default"/>
+          <w:b/>
+          <w:bCs/>
+          <w:sz w:val="32"/>
+          <w:szCs w:val="32"/>
+          <w:lang w:val="en-US"/>
+        </w:rPr>
         <w:t>Objectives of the Study</w:t>
       </w:r>
     </w:p>
@@ -12429,8 +12365,8 @@
           <w:szCs w:val="32"/>
           <w:lang w:val="en-US" w:eastAsia="zh-CN" w:bidi="ar"/>
         </w:rPr>
-        <w:object>
-          <v:shape id="_x0000_i1025" o:spt="201" type="#_x0000_t201" style="height:0pt;width:0.05pt;" o:ole="t" filled="f" coordsize="21600,21600">
+        <w:pict>
+          <v:shape id="_x0000_i1025" o:spt="201" type="#_x0000_t201" style="height:0pt;width:0.05pt;" filled="f" coordsize="21600,21600">
             <v:path/>
             <v:fill on="f" focussize="0,0"/>
             <v:stroke/>
@@ -12439,7 +12375,7 @@
             <w10:wrap type="none"/>
             <w10:anchorlock/>
           </v:shape>
-        </w:object>
+        </w:pict>
       </w:r>
       <w:r>
         <w:rPr>
@@ -12642,22 +12578,6 @@
         <w:keepLines w:val="0"/>
         <w:widowControl/>
         <w:suppressLineNumbers w:val="0"/>
-        <w:jc w:val="both"/>
-        <w:rPr>
-          <w:sz w:val="32"/>
-          <w:szCs w:val="32"/>
-        </w:rPr>
-      </w:pPr>
-      <w:bookmarkStart w:id="0" w:name="_GoBack"/>
-      <w:bookmarkEnd w:id="0"/>
-    </w:p>
-    <w:p>
-      <w:pPr>
-        <w:keepNext w:val="0"/>
-        <w:keepLines w:val="0"/>
-        <w:widowControl/>
-        <w:suppressLineNumbers w:val="0"/>
-        <w:jc w:val="left"/>
       </w:pPr>
     </w:p>
     <w:p>
@@ -12667,16 +12587,50 @@
         <w:keepLines w:val="0"/>
         <w:widowControl/>
         <w:suppressLineNumbers w:val="0"/>
-        <w:spacing w:before="0" w:beforeAutospacing="1" w:after="0" w:afterAutospacing="1"/>
-        <w:ind w:left="0" w:right="0"/>
+        <w:rPr>
+          <w:rFonts w:hint="default"/>
+          <w:sz w:val="32"/>
+          <w:szCs w:val="32"/>
+          <w:lang w:val="en-US"/>
+        </w:rPr>
       </w:pPr>
     </w:p>
     <w:p>
       <w:pPr>
-        <w:pStyle w:val="167"/>
-      </w:pPr>
-      <w:r>
-        <w:t>窗体底端</w:t>
+        <w:pStyle w:val="33"/>
+        <w:keepNext w:val="0"/>
+        <w:keepLines w:val="0"/>
+        <w:widowControl/>
+        <w:suppressLineNumbers w:val="0"/>
+        <w:rPr>
+          <w:rFonts w:hint="default" w:ascii="Times New Roman" w:hAnsi="Times New Roman" w:cs="Times New Roman"/>
+          <w:b/>
+          <w:bCs/>
+          <w:sz w:val="32"/>
+          <w:szCs w:val="32"/>
+          <w:lang w:val="en-US"/>
+        </w:rPr>
+      </w:pPr>
+      <w:r>
+        <w:rPr>
+          <w:rFonts w:hint="default" w:ascii="Times New Roman" w:hAnsi="Times New Roman" w:cs="Times New Roman"/>
+          <w:b/>
+          <w:bCs/>
+          <w:sz w:val="32"/>
+          <w:szCs w:val="32"/>
+          <w:lang w:val="en-US"/>
+        </w:rPr>
+        <w:t xml:space="preserve">3.1 </w:t>
+      </w:r>
+      <w:r>
+        <w:rPr>
+          <w:rFonts w:hint="default" w:ascii="Times New Roman" w:hAnsi="Times New Roman" w:eastAsia="SimSun" w:cs="Times New Roman"/>
+          <w:b/>
+          <w:bCs/>
+          <w:sz w:val="32"/>
+          <w:szCs w:val="32"/>
+        </w:rPr>
+        <w:t>Survey of Major Areas Relevant to the Project</w:t>
       </w:r>
     </w:p>
     <w:p>
@@ -12693,6 +12647,14 @@
           <w:szCs w:val="32"/>
         </w:rPr>
       </w:pPr>
+      <w:r>
+        <w:rPr>
+          <w:rFonts w:hint="default" w:ascii="Times New Roman" w:hAnsi="Times New Roman" w:cs="Times New Roman"/>
+          <w:sz w:val="32"/>
+          <w:szCs w:val="32"/>
+        </w:rPr>
+        <w:t>Crop yield prediction has gained significant attention in recent years due to the increasing demand for food production and the need for efficient agricultural planning. Researchers and agricultural scientists have explored various techniques to estimate crop yield by analyzing environmental conditions, soil characteristics, and historical production data. Traditionally, statistical models and empirical approaches were widely used for yield estimation. These methods relied on historical averages and simple mathematical relationships between crop yield and environmental factors such as rainfall, temperature, and soil fertility. Although these approaches provided basic insights, they often struggled to capture the complex and nonlinear interactions among multiple agricultural variables.</w:t>
+      </w:r>
     </w:p>
     <w:p>
       <w:pPr>
@@ -12703,9 +12665,535 @@
         <w:suppressLineNumbers w:val="0"/>
         <w:jc w:val="both"/>
         <w:rPr>
-          <w:rFonts w:hint="default" w:ascii="SimSun" w:hAnsi="SimSun" w:eastAsia="SimSun" w:cs="SimSun"/>
-          <w:sz w:val="24"/>
-          <w:szCs w:val="24"/>
+          <w:rFonts w:hint="default" w:ascii="Times New Roman" w:hAnsi="Times New Roman" w:cs="Times New Roman"/>
+          <w:sz w:val="32"/>
+          <w:szCs w:val="32"/>
+        </w:rPr>
+      </w:pPr>
+      <w:r>
+        <w:rPr>
+          <w:rFonts w:hint="default" w:ascii="Times New Roman" w:hAnsi="Times New Roman" w:cs="Times New Roman"/>
+          <w:sz w:val="32"/>
+          <w:szCs w:val="32"/>
+        </w:rPr>
+        <w:t>With the advancement of computational technologies and the availability of large datasets, machine learning has emerged as a powerful tool for agricultural data analysis. Machine learning algorithms can analyze large volumes of historical data and automatically identify patterns that influence crop productivity. Techniques such as regression models, decision trees, ensemble learning methods, and neural networks have been widely applied in agricultural research for predicting crop yield. These models are capable of handling multiple input variables simultaneously and can learn complex relationships between environmental factors and crop output.</w:t>
+      </w:r>
+    </w:p>
+    <w:p>
+      <w:pPr>
+        <w:pStyle w:val="33"/>
+        <w:keepNext w:val="0"/>
+        <w:keepLines w:val="0"/>
+        <w:widowControl/>
+        <w:suppressLineNumbers w:val="0"/>
+        <w:jc w:val="both"/>
+        <w:rPr>
+          <w:rFonts w:hint="default" w:ascii="Times New Roman" w:hAnsi="Times New Roman" w:cs="Times New Roman"/>
+          <w:sz w:val="32"/>
+          <w:szCs w:val="32"/>
+        </w:rPr>
+      </w:pPr>
+      <w:r>
+        <w:rPr>
+          <w:rFonts w:hint="default" w:ascii="Times New Roman" w:hAnsi="Times New Roman" w:cs="Times New Roman"/>
+          <w:sz w:val="32"/>
+          <w:szCs w:val="32"/>
+        </w:rPr>
+        <w:t>In recent years, ensemble learning methods have shown promising results in crop yield prediction tasks. Algorithms such as Random Forest, Gradient Boosting, and Histogram Gradient Boosting Regression have demonstrated strong predictive capabilities when applied to structured agricultural datasets. These models combine multiple decision trees to improve prediction accuracy and reduce the impact of noise and variability present in agricultural data. Ensemble techniques are particularly effective in handling nonlinear relationships and interactions among variables, which are common in agricultural systems.</w:t>
+      </w:r>
+    </w:p>
+    <w:p>
+      <w:pPr>
+        <w:pStyle w:val="33"/>
+        <w:keepNext w:val="0"/>
+        <w:keepLines w:val="0"/>
+        <w:widowControl/>
+        <w:suppressLineNumbers w:val="0"/>
+        <w:jc w:val="both"/>
+        <w:rPr>
+          <w:rFonts w:hint="default" w:ascii="Times New Roman" w:hAnsi="Times New Roman" w:cs="Times New Roman"/>
+          <w:sz w:val="32"/>
+          <w:szCs w:val="32"/>
+        </w:rPr>
+      </w:pPr>
+      <w:r>
+        <w:rPr>
+          <w:rFonts w:hint="default" w:ascii="Times New Roman" w:hAnsi="Times New Roman" w:cs="Times New Roman"/>
+          <w:sz w:val="32"/>
+          <w:szCs w:val="32"/>
+        </w:rPr>
+        <w:t>Another important research area related to crop yield prediction is agricultural data preprocessing and feature engineering. Since agricultural datasets often contain missing values, inconsistent records, and varying measurement units, preprocessing techniques such as data cleaning, normalization, and feature selection play a critical role in improving model performance. Proper data preparation ensures that machine learning models can learn meaningful patterns from the data and generate reliable predictions.</w:t>
+      </w:r>
+    </w:p>
+    <w:p>
+      <w:pPr>
+        <w:pStyle w:val="33"/>
+        <w:keepNext w:val="0"/>
+        <w:keepLines w:val="0"/>
+        <w:widowControl/>
+        <w:suppressLineNumbers w:val="0"/>
+        <w:jc w:val="both"/>
+        <w:rPr>
+          <w:rFonts w:hint="default" w:ascii="Times New Roman" w:hAnsi="Times New Roman" w:cs="Times New Roman"/>
+          <w:sz w:val="32"/>
+          <w:szCs w:val="32"/>
+        </w:rPr>
+      </w:pPr>
+      <w:r>
+        <w:rPr>
+          <w:rFonts w:hint="default" w:ascii="Times New Roman" w:hAnsi="Times New Roman" w:cs="Times New Roman"/>
+          <w:sz w:val="32"/>
+          <w:szCs w:val="32"/>
+        </w:rPr>
+        <w:t>Overall, the survey of major research areas indicates that integrating machine learning techniques with agricultural data analysis has significant potential for improving crop yield prediction. By leveraging historical agricultural data and advanced predictive models, researchers aim to develop intelligent systems that can support farmers and policymakers in making informed agricultural decisions.</w:t>
+      </w:r>
+    </w:p>
+    <w:p>
+      <w:pPr>
+        <w:pStyle w:val="33"/>
+        <w:keepNext w:val="0"/>
+        <w:keepLines w:val="0"/>
+        <w:widowControl/>
+        <w:suppressLineNumbers w:val="0"/>
+        <w:jc w:val="both"/>
+      </w:pPr>
+      <w:r>
+        <w:rPr>
+          <w:rFonts w:hint="default" w:cs="Times New Roman"/>
+          <w:b/>
+          <w:bCs/>
+          <w:sz w:val="32"/>
+          <w:szCs w:val="32"/>
+          <w:lang w:val="en-US"/>
+        </w:rPr>
+        <w:t>3.2</w:t>
+      </w:r>
+      <w:r>
+        <w:rPr>
+          <w:rFonts w:hint="default" w:cs="Times New Roman"/>
+          <w:sz w:val="32"/>
+          <w:szCs w:val="32"/>
+          <w:lang w:val="en-US"/>
+        </w:rPr>
+        <w:t xml:space="preserve"> </w:t>
+      </w:r>
+      <w:r>
+        <w:rPr>
+          <w:rStyle w:val="34"/>
+          <w:b/>
+          <w:bCs/>
+          <w:sz w:val="32"/>
+          <w:szCs w:val="32"/>
+        </w:rPr>
+        <w:t>Existing Paper-Based Systems and Its Limitations</w:t>
+      </w:r>
+    </w:p>
+    <w:p>
+      <w:pPr>
+        <w:pStyle w:val="33"/>
+        <w:keepNext w:val="0"/>
+        <w:keepLines w:val="0"/>
+        <w:widowControl/>
+        <w:suppressLineNumbers w:val="0"/>
+        <w:jc w:val="both"/>
+        <w:rPr>
+          <w:rFonts w:hint="default" w:ascii="Times New Roman" w:hAnsi="Times New Roman" w:cs="Times New Roman"/>
+          <w:sz w:val="32"/>
+          <w:szCs w:val="32"/>
+        </w:rPr>
+      </w:pPr>
+      <w:r>
+        <w:rPr>
+          <w:rFonts w:hint="default" w:ascii="Times New Roman" w:hAnsi="Times New Roman" w:cs="Times New Roman"/>
+          <w:sz w:val="32"/>
+          <w:szCs w:val="32"/>
+        </w:rPr>
+        <w:t>Before the adoption of digital technologies and machine learning techniques, crop yield estimation was primarily conducted using traditional paper-based systems and manual record-keeping methods. In these systems, agricultural data such as crop production statistics, rainfall records, soil information, and seasonal observations were documented manually by agricultural departments, research institutions, and local authorities. These records were often maintained in physical registers or printed reports and were used to analyze crop performance and estimate yield patterns over time.</w:t>
+      </w:r>
+    </w:p>
+    <w:p>
+      <w:pPr>
+        <w:pStyle w:val="33"/>
+        <w:keepNext w:val="0"/>
+        <w:keepLines w:val="0"/>
+        <w:widowControl/>
+        <w:suppressLineNumbers w:val="0"/>
+        <w:jc w:val="both"/>
+        <w:rPr>
+          <w:rFonts w:hint="default" w:ascii="Times New Roman" w:hAnsi="Times New Roman" w:cs="Times New Roman"/>
+          <w:sz w:val="32"/>
+          <w:szCs w:val="32"/>
+        </w:rPr>
+      </w:pPr>
+      <w:r>
+        <w:rPr>
+          <w:rFonts w:hint="default" w:ascii="Times New Roman" w:hAnsi="Times New Roman" w:cs="Times New Roman"/>
+          <w:sz w:val="32"/>
+          <w:szCs w:val="32"/>
+        </w:rPr>
+        <w:t>Paper-based systems played an important role in the early stages of agricultural data collection and research. They helped government agencies and agricultural experts monitor crop production across different regions and maintain historical records of farming activities. However, these systems relied heavily on manual data entry, field surveys, and human interpretation of information. As a result, the process of collecting, storing, and analyzing agricultural data was time-consuming and labor-intensive. Large volumes of data had to be reviewed manually, which made it difficult to perform detailed analysis or generate timely predictions.</w:t>
+      </w:r>
+    </w:p>
+    <w:p>
+      <w:pPr>
+        <w:pStyle w:val="33"/>
+        <w:keepNext w:val="0"/>
+        <w:keepLines w:val="0"/>
+        <w:widowControl/>
+        <w:suppressLineNumbers w:val="0"/>
+        <w:jc w:val="both"/>
+        <w:rPr>
+          <w:rFonts w:hint="default" w:ascii="Times New Roman" w:hAnsi="Times New Roman" w:cs="Times New Roman"/>
+          <w:sz w:val="32"/>
+          <w:szCs w:val="32"/>
+        </w:rPr>
+      </w:pPr>
+      <w:r>
+        <w:rPr>
+          <w:rFonts w:hint="default" w:ascii="Times New Roman" w:hAnsi="Times New Roman" w:cs="Times New Roman"/>
+          <w:sz w:val="32"/>
+          <w:szCs w:val="32"/>
+        </w:rPr>
+        <w:t>Another major limitation of paper-based systems is the lack of accuracy and consistency in data recording. Manual data entry can often lead to errors, missing records, and inconsistencies in measurement units. In addition, physical records are vulnerable to damage, loss, or deterioration over time, which can result in incomplete datasets. Since crop yield prediction requires reliable and comprehensive historical data, these issues significantly reduce the effectiveness of traditional paper-based approaches.</w:t>
+      </w:r>
+    </w:p>
+    <w:p>
+      <w:pPr>
+        <w:pStyle w:val="33"/>
+        <w:keepNext w:val="0"/>
+        <w:keepLines w:val="0"/>
+        <w:widowControl/>
+        <w:suppressLineNumbers w:val="0"/>
+        <w:jc w:val="both"/>
+        <w:rPr>
+          <w:rFonts w:hint="default" w:ascii="Times New Roman" w:hAnsi="Times New Roman" w:cs="Times New Roman"/>
+          <w:sz w:val="32"/>
+          <w:szCs w:val="32"/>
+        </w:rPr>
+      </w:pPr>
+      <w:r>
+        <w:rPr>
+          <w:rFonts w:hint="default" w:ascii="Times New Roman" w:hAnsi="Times New Roman" w:cs="Times New Roman"/>
+          <w:sz w:val="32"/>
+          <w:szCs w:val="32"/>
+        </w:rPr>
+        <w:t>Paper-based systems also lack the ability to perform advanced analytical processing. Unlike modern digital systems, they cannot efficiently analyze multiple variables or identify complex relationships between factors such as rainfall, temperature, soil conditions, and crop productivity. This makes it difficult to generate accurate yield predictions or adapt to changing environmental conditions.</w:t>
+      </w:r>
+    </w:p>
+    <w:p>
+      <w:pPr>
+        <w:pStyle w:val="33"/>
+        <w:bidi w:val="0"/>
+        <w:jc w:val="both"/>
+        <w:rPr>
+          <w:rFonts w:hint="default"/>
+          <w:sz w:val="32"/>
+          <w:szCs w:val="32"/>
+        </w:rPr>
+      </w:pPr>
+      <w:r>
+        <w:rPr>
+          <w:rFonts w:hint="default"/>
+          <w:sz w:val="32"/>
+          <w:szCs w:val="32"/>
+        </w:rPr>
+        <w:t>Due to these limitations, traditional paper-based systems are not suitable for modern agricultural data analysis and predictive modeling. The need for faster data processing, improved accuracy, and the ability to analyze large datasets has led researchers to adopt digital technologies and machine learning techniques for crop yield prediction. These modern approaches provide more efficient and scalable solutions for understanding agricultural patterns and supporting data-driven decision-making in agriculture.</w:t>
+      </w:r>
+    </w:p>
+    <w:p>
+      <w:pPr>
+        <w:pStyle w:val="33"/>
+        <w:keepNext w:val="0"/>
+        <w:keepLines w:val="0"/>
+        <w:widowControl/>
+        <w:suppressLineNumbers w:val="0"/>
+        <w:jc w:val="both"/>
+        <w:rPr>
+          <w:rFonts w:hint="default"/>
+          <w:b/>
+          <w:bCs/>
+          <w:sz w:val="32"/>
+          <w:szCs w:val="32"/>
+          <w:lang w:val="en-US"/>
+        </w:rPr>
+      </w:pPr>
+      <w:r>
+        <w:rPr>
+          <w:rFonts w:hint="default"/>
+          <w:b/>
+          <w:bCs/>
+          <w:sz w:val="32"/>
+          <w:szCs w:val="32"/>
+          <w:lang w:val="en-US"/>
+        </w:rPr>
+        <w:t>3.3 Comparative Analysis of Existing Works</w:t>
+      </w:r>
+    </w:p>
+    <w:p>
+      <w:pPr>
+        <w:pStyle w:val="33"/>
+        <w:keepNext w:val="0"/>
+        <w:keepLines w:val="0"/>
+        <w:widowControl/>
+        <w:suppressLineNumbers w:val="0"/>
+        <w:jc w:val="both"/>
+        <w:rPr>
+          <w:sz w:val="32"/>
+          <w:szCs w:val="32"/>
+        </w:rPr>
+      </w:pPr>
+      <w:r>
+        <w:rPr>
+          <w:sz w:val="32"/>
+          <w:szCs w:val="32"/>
+        </w:rPr>
+        <w:t>Before the integration of machine learning and digital data analytics, agricultural research primarily relied on conventional approaches for crop yield estimation, including field surveys, expert observations, and historical trend analysis. These methods, though valuable in capturing on-ground realities, were limited in scope and efficiency. Several studies conducted during this period focused on statistical models and rule-based systems that analyzed small-scale datasets to predict crop performance. While these approaches provided foundational insights, they were often constrained by the size of datasets, regional variability, and dependency on manual interpretation.</w:t>
+      </w:r>
+    </w:p>
+    <w:p>
+      <w:pPr>
+        <w:pStyle w:val="33"/>
+        <w:keepNext w:val="0"/>
+        <w:keepLines w:val="0"/>
+        <w:widowControl/>
+        <w:suppressLineNumbers w:val="0"/>
+        <w:jc w:val="both"/>
+        <w:rPr>
+          <w:sz w:val="32"/>
+          <w:szCs w:val="32"/>
+        </w:rPr>
+      </w:pPr>
+      <w:r>
+        <w:rPr>
+          <w:sz w:val="32"/>
+          <w:szCs w:val="32"/>
+        </w:rPr>
+        <w:t>With the advent of digital technologies, researchers began leveraging remote sensing, geographic information systems (GIS), and sensor-based monitoring to collect large-scale agricultural data. Comparative studies indicate that digital systems significantly improved data collection speed, coverage, and storage capabilities compared to traditional methods. However, many early digital approaches still relied on simplistic statistical models, which could not fully capture non-linear relationships among factors such as rainfall, soil fertility, temperature, and pest incidence.</w:t>
+      </w:r>
+    </w:p>
+    <w:p>
+      <w:pPr>
+        <w:pStyle w:val="33"/>
+        <w:keepNext w:val="0"/>
+        <w:keepLines w:val="0"/>
+        <w:widowControl/>
+        <w:suppressLineNumbers w:val="0"/>
+        <w:jc w:val="both"/>
+        <w:rPr>
+          <w:sz w:val="32"/>
+          <w:szCs w:val="32"/>
+        </w:rPr>
+      </w:pPr>
+      <w:r>
+        <w:rPr>
+          <w:sz w:val="32"/>
+          <w:szCs w:val="32"/>
+        </w:rPr>
+        <w:t>Recent works in machine learning have addressed these limitations by employing predictive algorithms capable of handling complex, multidimensional datasets. Techniques such as regression models, decision trees, random forests, and deep learning architectures have been applied to predict crop yields with higher accuracy and adaptability. Comparative analysis of these studies demonstrates that machine learning-based models outperform both paper-based and conventional digital approaches in terms of prediction accuracy, scalability, and the ability to incorporate diverse environmental and agronomic factors. Despite these advancements, challenges remain in ensuring data quality, dealing with missing or inconsistent records, and developing models that generalize well across different regions and crop types.</w:t>
+      </w:r>
+    </w:p>
+    <w:p>
+      <w:pPr>
+        <w:pStyle w:val="33"/>
+        <w:keepNext w:val="0"/>
+        <w:keepLines w:val="0"/>
+        <w:widowControl/>
+        <w:suppressLineNumbers w:val="0"/>
+        <w:jc w:val="both"/>
+        <w:rPr>
+          <w:sz w:val="32"/>
+          <w:szCs w:val="32"/>
+        </w:rPr>
+      </w:pPr>
+      <w:r>
+        <w:rPr>
+          <w:sz w:val="32"/>
+          <w:szCs w:val="32"/>
+        </w:rPr>
+        <w:t>Overall, the evolution from manual paper-based systems to advanced machine learning solutions illustrates a clear trajectory toward more efficient, data-driven agricultural decision-making. This comparative overview highlights the strengths and limitations of existing works and underscores the need for integrated approaches that combine robust data collection with sophisticated predictive modeling techniques.</w:t>
+      </w:r>
+    </w:p>
+    <w:p>
+      <w:pPr>
+        <w:pStyle w:val="33"/>
+        <w:keepNext w:val="0"/>
+        <w:keepLines w:val="0"/>
+        <w:widowControl/>
+        <w:suppressLineNumbers w:val="0"/>
+        <w:jc w:val="both"/>
+        <w:rPr>
+          <w:rFonts w:hint="default"/>
+          <w:b/>
+          <w:bCs/>
+          <w:sz w:val="32"/>
+          <w:szCs w:val="32"/>
+          <w:lang w:val="en-US"/>
+        </w:rPr>
+      </w:pPr>
+      <w:r>
+        <w:rPr>
+          <w:rFonts w:hint="default"/>
+          <w:b/>
+          <w:bCs/>
+          <w:sz w:val="32"/>
+          <w:szCs w:val="32"/>
+          <w:lang w:val="en-US"/>
+        </w:rPr>
+        <w:t>3.4 Research Gaps Identified</w:t>
+      </w:r>
+    </w:p>
+    <w:p>
+      <w:pPr>
+        <w:pStyle w:val="33"/>
+        <w:keepNext w:val="0"/>
+        <w:keepLines w:val="0"/>
+        <w:widowControl/>
+        <w:suppressLineNumbers w:val="0"/>
+        <w:jc w:val="both"/>
+        <w:rPr>
+          <w:sz w:val="32"/>
+          <w:szCs w:val="32"/>
+        </w:rPr>
+      </w:pPr>
+      <w:r>
+        <w:rPr>
+          <w:sz w:val="32"/>
+          <w:szCs w:val="32"/>
+        </w:rPr>
+        <w:t>Despite the notable progress achieved through digital technologies and machine learning approaches for crop yield prediction, several significant research gaps persist, highlighting the need for further investigation. Firstly, many existing studies rely on datasets that are limited in size, scope, or geographical coverage. This often results in models that perform well in specific regions but fail to generalize across diverse agro-climatic zones with different soil types, weather patterns, and farming practices. Secondly, data quality issues continue to pose a major challenge. Agricultural datasets frequently contain missing values, inconsistencies, or errors due to sensor inaccuracies, manual entry mistakes, or incomplete reporting, which can compromise the reliability and robustness of predictive models.</w:t>
+      </w:r>
+    </w:p>
+    <w:p>
+      <w:pPr>
+        <w:pStyle w:val="33"/>
+        <w:keepNext w:val="0"/>
+        <w:keepLines w:val="0"/>
+        <w:widowControl/>
+        <w:suppressLineNumbers w:val="0"/>
+        <w:jc w:val="both"/>
+        <w:rPr>
+          <w:sz w:val="32"/>
+          <w:szCs w:val="32"/>
+        </w:rPr>
+      </w:pPr>
+      <w:r>
+        <w:rPr>
+          <w:sz w:val="32"/>
+          <w:szCs w:val="32"/>
+        </w:rPr>
+        <w:t>Thirdly, a majority of existing works focus on single crops or specific environmental variables, such as rainfall or temperature, while neglecting the complex interactions between multiple factors—including soil fertility, irrigation practices, pest and disease incidence, and the impact of climate variability. This limits the ability of current models to provide holistic and actionable insights for farmers and policymakers. Additionally, despite the availability of advanced machine learning algorithms such as deep learning, ensemble models, and hybrid approaches, there is a lack of standardized frameworks for integrating heterogeneous data sources, including satellite imagery, IoT sensor data, and historical agricultural records, into unified predictive systems.</w:t>
+      </w:r>
+    </w:p>
+    <w:p>
+      <w:pPr>
+        <w:pStyle w:val="33"/>
+        <w:keepNext w:val="0"/>
+        <w:keepLines w:val="0"/>
+        <w:widowControl/>
+        <w:suppressLineNumbers w:val="0"/>
+        <w:jc w:val="both"/>
+        <w:rPr>
+          <w:sz w:val="32"/>
+          <w:szCs w:val="32"/>
+        </w:rPr>
+      </w:pPr>
+      <w:r>
+        <w:rPr>
+          <w:sz w:val="32"/>
+          <w:szCs w:val="32"/>
+        </w:rPr>
+        <w:t>Another critical gap lies in model interpretability and usability. While sophisticated algorithms can achieve high prediction accuracy, they often function as “black boxes,” making it difficult for agricultural stakeholders to understand the reasoning behind predictions or to trust the recommendations for practical decision-making. Furthermore, the computational complexity and resource requirements of these models can hinder their adoption in resource-constrained settings, such as small-scale farms or regions with limited access to digital infrastructure. Finally, most studies emphasize short-term yield prediction without adequately addressing long-term sustainability, crop rotation effects, and adaptive strategies in response to climate change.</w:t>
+      </w:r>
+    </w:p>
+    <w:p>
+      <w:pPr>
+        <w:pStyle w:val="33"/>
+        <w:keepNext w:val="0"/>
+        <w:keepLines w:val="0"/>
+        <w:widowControl/>
+        <w:suppressLineNumbers w:val="0"/>
+        <w:jc w:val="both"/>
+        <w:rPr>
+          <w:sz w:val="32"/>
+          <w:szCs w:val="32"/>
+        </w:rPr>
+      </w:pPr>
+      <w:r>
+        <w:rPr>
+          <w:sz w:val="32"/>
+          <w:szCs w:val="32"/>
+        </w:rPr>
+        <w:t>Addressing these gaps requires developing integrated, scalable, and context-aware approaches that combine high-quality, multi-source data with interpretable and efficient machine learning models. By filling these research gaps, future studies can provide more accurate, actionable, and regionally adaptable solutions for data-driven agricultural decision-making, ultimately supporting enhanced productivity, sustainability, and resilience in farming systems.</w:t>
+      </w:r>
+    </w:p>
+    <w:p>
+      <w:pPr>
+        <w:pStyle w:val="33"/>
+        <w:keepNext w:val="0"/>
+        <w:keepLines w:val="0"/>
+        <w:widowControl/>
+        <w:suppressLineNumbers w:val="0"/>
+        <w:jc w:val="both"/>
+        <w:rPr>
+          <w:sz w:val="32"/>
+          <w:szCs w:val="32"/>
+        </w:rPr>
+      </w:pPr>
+    </w:p>
+    <w:p>
+      <w:pPr>
+        <w:pStyle w:val="33"/>
+        <w:keepNext w:val="0"/>
+        <w:keepLines w:val="0"/>
+        <w:widowControl/>
+        <w:suppressLineNumbers w:val="0"/>
+        <w:jc w:val="both"/>
+        <w:rPr>
+          <w:rFonts w:hint="default"/>
+          <w:sz w:val="32"/>
+          <w:szCs w:val="32"/>
+          <w:lang w:val="en-US"/>
+        </w:rPr>
+      </w:pPr>
+      <w:r>
+        <w:rPr>
+          <w:rFonts w:hint="default"/>
+          <w:sz w:val="32"/>
+          <w:szCs w:val="32"/>
+          <w:lang w:val="en-US"/>
+        </w:rPr>
+        <w:t xml:space="preserve">4.1 </w:t>
+      </w:r>
+      <w:bookmarkStart w:id="0" w:name="_GoBack"/>
+      <w:bookmarkEnd w:id="0"/>
+    </w:p>
+    <w:p>
+      <w:pPr>
+        <w:pStyle w:val="33"/>
+        <w:keepNext w:val="0"/>
+        <w:keepLines w:val="0"/>
+        <w:widowControl/>
+        <w:suppressLineNumbers w:val="0"/>
+        <w:jc w:val="both"/>
+        <w:rPr>
+          <w:rFonts w:hint="default" w:ascii="Times New Roman" w:hAnsi="Times New Roman" w:cs="Times New Roman"/>
+          <w:sz w:val="32"/>
+          <w:szCs w:val="32"/>
+        </w:rPr>
+      </w:pPr>
+    </w:p>
+    <w:p>
+      <w:pPr>
+        <w:pStyle w:val="33"/>
+        <w:keepNext w:val="0"/>
+        <w:keepLines w:val="0"/>
+        <w:widowControl/>
+        <w:suppressLineNumbers w:val="0"/>
+        <w:jc w:val="both"/>
+        <w:rPr>
+          <w:rFonts w:hint="default" w:ascii="Times New Roman" w:hAnsi="Times New Roman" w:eastAsia="SimSun" w:cs="Times New Roman"/>
+          <w:sz w:val="32"/>
+          <w:szCs w:val="32"/>
           <w:lang w:val="en-US"/>
         </w:rPr>
       </w:pPr>
@@ -13222,21 +13710,21 @@
     <w:lsdException w:uiPriority="99" w:name="endnote reference"/>
     <w:lsdException w:uiPriority="99" w:name="endnote text"/>
     <w:lsdException w:uiPriority="99" w:name="table of authorities"/>
-    <w:lsdException w:uiPriority="99" w:semiHidden="0" w:name="macro"/>
+    <w:lsdException w:qFormat="1" w:uiPriority="99" w:semiHidden="0" w:name="macro"/>
     <w:lsdException w:uiPriority="99" w:name="toa heading"/>
     <w:lsdException w:qFormat="1" w:uiPriority="99" w:semiHidden="0" w:name="List"/>
-    <w:lsdException w:uiPriority="99" w:semiHidden="0" w:name="List Bullet"/>
+    <w:lsdException w:qFormat="1" w:uiPriority="99" w:semiHidden="0" w:name="List Bullet"/>
     <w:lsdException w:qFormat="1" w:uiPriority="99" w:semiHidden="0" w:name="List Number"/>
-    <w:lsdException w:uiPriority="99" w:semiHidden="0" w:name="List 2"/>
+    <w:lsdException w:qFormat="1" w:uiPriority="99" w:semiHidden="0" w:name="List 2"/>
     <w:lsdException w:qFormat="1" w:uiPriority="99" w:semiHidden="0" w:name="List 3"/>
     <w:lsdException w:uiPriority="99" w:name="List 4"/>
     <w:lsdException w:uiPriority="99" w:name="List 5"/>
-    <w:lsdException w:uiPriority="99" w:semiHidden="0" w:name="List Bullet 2"/>
+    <w:lsdException w:qFormat="1" w:uiPriority="99" w:semiHidden="0" w:name="List Bullet 2"/>
     <w:lsdException w:qFormat="1" w:uiPriority="99" w:semiHidden="0" w:name="List Bullet 3"/>
     <w:lsdException w:uiPriority="99" w:name="List Bullet 4"/>
     <w:lsdException w:uiPriority="99" w:name="List Bullet 5"/>
-    <w:lsdException w:uiPriority="99" w:semiHidden="0" w:name="List Number 2"/>
-    <w:lsdException w:uiPriority="99" w:semiHidden="0" w:name="List Number 3"/>
+    <w:lsdException w:qFormat="1" w:uiPriority="99" w:semiHidden="0" w:name="List Number 2"/>
+    <w:lsdException w:qFormat="1" w:uiPriority="99" w:semiHidden="0" w:name="List Number 3"/>
     <w:lsdException w:uiPriority="99" w:name="List Number 4"/>
     <w:lsdException w:uiPriority="99" w:name="List Number 5"/>
     <w:lsdException w:qFormat="1" w:unhideWhenUsed="0" w:uiPriority="10" w:semiHidden="0" w:name="Title"/>
@@ -13245,7 +13733,7 @@
     <w:lsdException w:qFormat="1" w:uiPriority="1" w:name="Default Paragraph Font"/>
     <w:lsdException w:qFormat="1" w:uiPriority="99" w:semiHidden="0" w:name="Body Text"/>
     <w:lsdException w:uiPriority="99" w:name="Body Text Indent"/>
-    <w:lsdException w:uiPriority="99" w:semiHidden="0" w:name="List Continue"/>
+    <w:lsdException w:qFormat="1" w:uiPriority="99" w:semiHidden="0" w:name="List Continue"/>
     <w:lsdException w:qFormat="1" w:uiPriority="99" w:semiHidden="0" w:name="List Continue 2"/>
     <w:lsdException w:qFormat="1" w:uiPriority="99" w:semiHidden="0" w:name="List Continue 3"/>
     <w:lsdException w:uiPriority="99" w:name="List Continue 4"/>
@@ -13269,8 +13757,6 @@
     <w:lsdException w:uiPriority="99" w:name="Document Map"/>
     <w:lsdException w:uiPriority="99" w:name="Plain Text"/>
     <w:lsdException w:uiPriority="99" w:name="E-mail Signature"/>
-    <w:lsdException w:unhideWhenUsed="0" w:uiPriority="0" w:semiHidden="0" w:name=""/>
-    <w:lsdException w:unhideWhenUsed="0" w:uiPriority="0" w:semiHidden="0" w:name=""/>
     <w:lsdException w:qFormat="1" w:uiPriority="99" w:semiHidden="0" w:name="Normal (Web)"/>
     <w:lsdException w:uiPriority="99" w:name="HTML Acronym"/>
     <w:lsdException w:uiPriority="99" w:name="HTML Address"/>
@@ -13344,12 +13830,12 @@
     <w:lsdException w:unhideWhenUsed="0" w:uiPriority="71" w:semiHidden="0" w:name="Colorful Shading"/>
     <w:lsdException w:unhideWhenUsed="0" w:uiPriority="72" w:semiHidden="0" w:name="Colorful List"/>
     <w:lsdException w:unhideWhenUsed="0" w:uiPriority="73" w:semiHidden="0" w:name="Colorful Grid"/>
-    <w:lsdException w:unhideWhenUsed="0" w:uiPriority="60" w:semiHidden="0" w:name="Light Shading Accent 1"/>
+    <w:lsdException w:qFormat="1" w:unhideWhenUsed="0" w:uiPriority="60" w:semiHidden="0" w:name="Light Shading Accent 1"/>
     <w:lsdException w:qFormat="1" w:unhideWhenUsed="0" w:uiPriority="61" w:semiHidden="0" w:name="Light List Accent 1"/>
-    <w:lsdException w:unhideWhenUsed="0" w:uiPriority="62" w:semiHidden="0" w:name="Light Grid Accent 1"/>
+    <w:lsdException w:qFormat="1" w:unhideWhenUsed="0" w:uiPriority="62" w:semiHidden="0" w:name="Light Grid Accent 1"/>
     <w:lsdException w:qFormat="1" w:unhideWhenUsed="0" w:uiPriority="63" w:semiHidden="0" w:name="Medium Shading 1 Accent 1"/>
-    <w:lsdException w:unhideWhenUsed="0" w:uiPriority="64" w:semiHidden="0" w:name="Medium Shading 2 Accent 1"/>
-    <w:lsdException w:unhideWhenUsed="0" w:uiPriority="65" w:semiHidden="0" w:name="Medium List 1 Accent 1"/>
+    <w:lsdException w:qFormat="1" w:unhideWhenUsed="0" w:uiPriority="64" w:semiHidden="0" w:name="Medium Shading 2 Accent 1"/>
+    <w:lsdException w:qFormat="1" w:unhideWhenUsed="0" w:uiPriority="65" w:semiHidden="0" w:name="Medium List 1 Accent 1"/>
     <w:lsdException w:qFormat="1" w:unhideWhenUsed="0" w:uiPriority="34" w:semiHidden="0" w:name="List Paragraph"/>
     <w:lsdException w:qFormat="1" w:unhideWhenUsed="0" w:uiPriority="29" w:semiHidden="0" w:name="Quote"/>
     <w:lsdException w:qFormat="1" w:unhideWhenUsed="0" w:uiPriority="30" w:semiHidden="0" w:name="Intense Quote"/>
@@ -13364,9 +13850,9 @@
     <w:lsdException w:qFormat="1" w:unhideWhenUsed="0" w:uiPriority="60" w:semiHidden="0" w:name="Light Shading Accent 2"/>
     <w:lsdException w:qFormat="1" w:unhideWhenUsed="0" w:uiPriority="61" w:semiHidden="0" w:name="Light List Accent 2"/>
     <w:lsdException w:qFormat="1" w:unhideWhenUsed="0" w:uiPriority="62" w:semiHidden="0" w:name="Light Grid Accent 2"/>
-    <w:lsdException w:unhideWhenUsed="0" w:uiPriority="63" w:semiHidden="0" w:name="Medium Shading 1 Accent 2"/>
+    <w:lsdException w:qFormat="1" w:unhideWhenUsed="0" w:uiPriority="63" w:semiHidden="0" w:name="Medium Shading 1 Accent 2"/>
     <w:lsdException w:qFormat="1" w:unhideWhenUsed="0" w:uiPriority="64" w:semiHidden="0" w:name="Medium Shading 2 Accent 2"/>
-    <w:lsdException w:unhideWhenUsed="0" w:uiPriority="65" w:semiHidden="0" w:name="Medium List 1 Accent 2"/>
+    <w:lsdException w:qFormat="1" w:unhideWhenUsed="0" w:uiPriority="65" w:semiHidden="0" w:name="Medium List 1 Accent 2"/>
     <w:lsdException w:qFormat="1" w:unhideWhenUsed="0" w:uiPriority="66" w:semiHidden="0" w:name="Medium List 2 Accent 2"/>
     <w:lsdException w:qFormat="1" w:unhideWhenUsed="0" w:uiPriority="67" w:semiHidden="0" w:name="Medium Grid 1 Accent 2"/>
     <w:lsdException w:unhideWhenUsed="0" w:uiPriority="68" w:semiHidden="0" w:name="Medium Grid 2 Accent 2"/>
@@ -13376,10 +13862,10 @@
     <w:lsdException w:unhideWhenUsed="0" w:uiPriority="72" w:semiHidden="0" w:name="Colorful List Accent 2"/>
     <w:lsdException w:unhideWhenUsed="0" w:uiPriority="73" w:semiHidden="0" w:name="Colorful Grid Accent 2"/>
     <w:lsdException w:qFormat="1" w:unhideWhenUsed="0" w:uiPriority="60" w:semiHidden="0" w:name="Light Shading Accent 3"/>
-    <w:lsdException w:unhideWhenUsed="0" w:uiPriority="61" w:semiHidden="0" w:name="Light List Accent 3"/>
+    <w:lsdException w:qFormat="1" w:unhideWhenUsed="0" w:uiPriority="61" w:semiHidden="0" w:name="Light List Accent 3"/>
     <w:lsdException w:qFormat="1" w:unhideWhenUsed="0" w:uiPriority="62" w:semiHidden="0" w:name="Light Grid Accent 3"/>
     <w:lsdException w:qFormat="1" w:unhideWhenUsed="0" w:uiPriority="63" w:semiHidden="0" w:name="Medium Shading 1 Accent 3"/>
-    <w:lsdException w:unhideWhenUsed="0" w:uiPriority="64" w:semiHidden="0" w:name="Medium Shading 2 Accent 3"/>
+    <w:lsdException w:qFormat="1" w:unhideWhenUsed="0" w:uiPriority="64" w:semiHidden="0" w:name="Medium Shading 2 Accent 3"/>
     <w:lsdException w:qFormat="1" w:unhideWhenUsed="0" w:uiPriority="65" w:semiHidden="0" w:name="Medium List 1 Accent 3"/>
     <w:lsdException w:qFormat="1" w:unhideWhenUsed="0" w:uiPriority="66" w:semiHidden="0" w:name="Medium List 2 Accent 3"/>
     <w:lsdException w:qFormat="1" w:unhideWhenUsed="0" w:uiPriority="67" w:semiHidden="0" w:name="Medium Grid 1 Accent 3"/>
@@ -13391,7 +13877,7 @@
     <w:lsdException w:unhideWhenUsed="0" w:uiPriority="73" w:semiHidden="0" w:name="Colorful Grid Accent 3"/>
     <w:lsdException w:qFormat="1" w:unhideWhenUsed="0" w:uiPriority="60" w:semiHidden="0" w:name="Light Shading Accent 4"/>
     <w:lsdException w:qFormat="1" w:unhideWhenUsed="0" w:uiPriority="61" w:semiHidden="0" w:name="Light List Accent 4"/>
-    <w:lsdException w:unhideWhenUsed="0" w:uiPriority="62" w:semiHidden="0" w:name="Light Grid Accent 4"/>
+    <w:lsdException w:qFormat="1" w:unhideWhenUsed="0" w:uiPriority="62" w:semiHidden="0" w:name="Light Grid Accent 4"/>
     <w:lsdException w:qFormat="1" w:unhideWhenUsed="0" w:uiPriority="63" w:semiHidden="0" w:name="Medium Shading 1 Accent 4"/>
     <w:lsdException w:qFormat="1" w:unhideWhenUsed="0" w:uiPriority="64" w:semiHidden="0" w:name="Medium Shading 2 Accent 4"/>
     <w:lsdException w:qFormat="1" w:unhideWhenUsed="0" w:uiPriority="65" w:semiHidden="0" w:name="Medium List 1 Accent 4"/>
@@ -13404,9 +13890,9 @@
     <w:lsdException w:unhideWhenUsed="0" w:uiPriority="72" w:semiHidden="0" w:name="Colorful List Accent 4"/>
     <w:lsdException w:unhideWhenUsed="0" w:uiPriority="73" w:semiHidden="0" w:name="Colorful Grid Accent 4"/>
     <w:lsdException w:qFormat="1" w:unhideWhenUsed="0" w:uiPriority="60" w:semiHidden="0" w:name="Light Shading Accent 5"/>
-    <w:lsdException w:unhideWhenUsed="0" w:uiPriority="61" w:semiHidden="0" w:name="Light List Accent 5"/>
+    <w:lsdException w:qFormat="1" w:unhideWhenUsed="0" w:uiPriority="61" w:semiHidden="0" w:name="Light List Accent 5"/>
     <w:lsdException w:qFormat="1" w:unhideWhenUsed="0" w:uiPriority="62" w:semiHidden="0" w:name="Light Grid Accent 5"/>
-    <w:lsdException w:unhideWhenUsed="0" w:uiPriority="63" w:semiHidden="0" w:name="Medium Shading 1 Accent 5"/>
+    <w:lsdException w:qFormat="1" w:unhideWhenUsed="0" w:uiPriority="63" w:semiHidden="0" w:name="Medium Shading 1 Accent 5"/>
     <w:lsdException w:qFormat="1" w:unhideWhenUsed="0" w:uiPriority="64" w:semiHidden="0" w:name="Medium Shading 2 Accent 5"/>
     <w:lsdException w:qFormat="1" w:unhideWhenUsed="0" w:uiPriority="65" w:semiHidden="0" w:name="Medium List 1 Accent 5"/>
     <w:lsdException w:qFormat="1" w:unhideWhenUsed="0" w:uiPriority="66" w:semiHidden="0" w:name="Medium List 2 Accent 5"/>
@@ -13819,6 +14305,7 @@
     <w:name w:val="List 2"/>
     <w:basedOn w:val="1"/>
     <w:unhideWhenUsed/>
+    <w:qFormat/>
     <w:uiPriority w:val="99"/>
     <w:pPr>
       <w:ind w:left="720" w:hanging="360"/>
@@ -13840,6 +14327,7 @@
     <w:name w:val="List Bullet"/>
     <w:basedOn w:val="1"/>
     <w:unhideWhenUsed/>
+    <w:qFormat/>
     <w:uiPriority w:val="99"/>
     <w:pPr>
       <w:numPr>
@@ -13853,6 +14341,7 @@
     <w:name w:val="List Bullet 2"/>
     <w:basedOn w:val="1"/>
     <w:unhideWhenUsed/>
+    <w:qFormat/>
     <w:uiPriority w:val="99"/>
     <w:pPr>
       <w:numPr>
@@ -13880,6 +14369,7 @@
     <w:name w:val="List Continue"/>
     <w:basedOn w:val="1"/>
     <w:unhideWhenUsed/>
+    <w:qFormat/>
     <w:uiPriority w:val="99"/>
     <w:pPr>
       <w:spacing w:after="120"/>
@@ -13929,6 +14419,7 @@
     <w:name w:val="List Number 2"/>
     <w:basedOn w:val="1"/>
     <w:unhideWhenUsed/>
+    <w:qFormat/>
     <w:uiPriority w:val="99"/>
     <w:pPr>
       <w:numPr>
@@ -13942,6 +14433,7 @@
     <w:name w:val="List Number 3"/>
     <w:basedOn w:val="1"/>
     <w:unhideWhenUsed/>
+    <w:qFormat/>
     <w:uiPriority w:val="99"/>
     <w:pPr>
       <w:numPr>
@@ -13955,6 +14447,7 @@
     <w:name w:val="macro"/>
     <w:link w:val="148"/>
     <w:unhideWhenUsed/>
+    <w:qFormat/>
     <w:uiPriority w:val="99"/>
     <w:pPr>
       <w:tabs>
@@ -14161,6 +14654,7 @@
   <w:style w:type="table" w:styleId="39">
     <w:name w:val="Light Shading Accent 1"/>
     <w:basedOn w:val="12"/>
+    <w:qFormat/>
     <w:uiPriority w:val="60"/>
     <w:pPr>
       <w:spacing w:after="0" w:line="240" w:lineRule="auto"/>
@@ -14988,6 +15482,7 @@
   <w:style w:type="table" w:styleId="48">
     <w:name w:val="Light List Accent 3"/>
     <w:basedOn w:val="12"/>
+    <w:qFormat/>
     <w:uiPriority w:val="61"/>
     <w:pPr>
       <w:spacing w:after="0" w:line="240" w:lineRule="auto"/>
@@ -15163,6 +15658,7 @@
   <w:style w:type="table" w:styleId="50">
     <w:name w:val="Light List Accent 5"/>
     <w:basedOn w:val="12"/>
+    <w:qFormat/>
     <w:uiPriority w:val="61"/>
     <w:pPr>
       <w:spacing w:after="0" w:line="240" w:lineRule="auto"/>
@@ -15459,6 +15955,7 @@
   <w:style w:type="table" w:styleId="53">
     <w:name w:val="Light Grid Accent 1"/>
     <w:basedOn w:val="12"/>
+    <w:qFormat/>
     <w:uiPriority w:val="62"/>
     <w:pPr>
       <w:spacing w:after="0" w:line="240" w:lineRule="auto"/>
@@ -15821,6 +16318,7 @@
   <w:style w:type="table" w:styleId="56">
     <w:name w:val="Light Grid Accent 4"/>
     <w:basedOn w:val="12"/>
+    <w:qFormat/>
     <w:uiPriority w:val="62"/>
     <w:pPr>
       <w:spacing w:after="0" w:line="240" w:lineRule="auto"/>
@@ -16387,6 +16885,7 @@
   <w:style w:type="table" w:styleId="61">
     <w:name w:val="Medium Shading 1 Accent 2"/>
     <w:basedOn w:val="12"/>
+    <w:qFormat/>
     <w:uiPriority w:val="63"/>
     <w:pPr>
       <w:spacing w:after="0" w:line="240" w:lineRule="auto"/>
@@ -16692,6 +17191,7 @@
   <w:style w:type="table" w:styleId="64">
     <w:name w:val="Medium Shading 1 Accent 5"/>
     <w:basedOn w:val="12"/>
+    <w:qFormat/>
     <w:uiPriority w:val="63"/>
     <w:pPr>
       <w:spacing w:after="0" w:line="240" w:lineRule="auto"/>
@@ -17055,6 +17555,7 @@
   <w:style w:type="table" w:styleId="67">
     <w:name w:val="Medium Shading 2 Accent 1"/>
     <w:basedOn w:val="12"/>
+    <w:qFormat/>
     <w:uiPriority w:val="64"/>
     <w:pPr>
       <w:spacing w:after="0" w:line="240" w:lineRule="auto"/>
@@ -17374,6 +17875,7 @@
   <w:style w:type="table" w:styleId="69">
     <w:name w:val="Medium Shading 2 Accent 3"/>
     <w:basedOn w:val="12"/>
+    <w:qFormat/>
     <w:uiPriority w:val="64"/>
     <w:pPr>
       <w:spacing w:after="0" w:line="240" w:lineRule="auto"/>
@@ -18097,6 +18599,7 @@
   <w:style w:type="table" w:styleId="74">
     <w:name w:val="Medium List 1 Accent 1"/>
     <w:basedOn w:val="12"/>
+    <w:qFormat/>
     <w:uiPriority w:val="65"/>
     <w:pPr>
       <w:spacing w:after="0" w:line="240" w:lineRule="auto"/>
@@ -18181,6 +18684,7 @@
   <w:style w:type="table" w:styleId="75">
     <w:name w:val="Medium List 1 Accent 2"/>
     <w:basedOn w:val="12"/>
+    <w:qFormat/>
     <w:uiPriority w:val="65"/>
     <w:pPr>
       <w:spacing w:after="0" w:line="240" w:lineRule="auto"/>
@@ -25444,8 +25948,8 @@
       </w:rPr>
     </w:tblStylePr>
   </w:style>
-  <w:style w:type="paragraph" w:styleId="166">
-    <w:name w:val=""/>
+  <w:style w:type="paragraph" w:customStyle="1" w:styleId="166">
+    <w:name w:val="_Style 165"/>
     <w:basedOn w:val="1"/>
     <w:next w:val="1"/>
     <w:uiPriority w:val="0"/>
@@ -25461,8 +25965,8 @@
       <w:sz w:val="16"/>
     </w:rPr>
   </w:style>
-  <w:style w:type="paragraph" w:styleId="167">
-    <w:name w:val=""/>
+  <w:style w:type="paragraph" w:customStyle="1" w:styleId="167">
+    <w:name w:val="_Style 166"/>
     <w:basedOn w:val="1"/>
     <w:next w:val="1"/>
     <w:uiPriority w:val="0"/>

--- a/docs/Project report.docx
+++ b/docs/Project report.docx
@@ -4040,14 +4040,6 @@
         </w:tc>
       </w:tr>
       <w:tr>
-        <w:tblPrEx>
-          <w:tblCellMar>
-            <w:top w:w="0" w:type="dxa"/>
-            <w:left w:w="108" w:type="dxa"/>
-            <w:bottom w:w="0" w:type="dxa"/>
-            <w:right w:w="108" w:type="dxa"/>
-          </w:tblCellMar>
-        </w:tblPrEx>
         <w:tc>
           <w:tcPr>
             <w:tcW w:w="5526" w:type="dxa"/>
@@ -4374,14 +4366,6 @@
         </w:tc>
       </w:tr>
       <w:tr>
-        <w:tblPrEx>
-          <w:tblCellMar>
-            <w:top w:w="0" w:type="dxa"/>
-            <w:left w:w="108" w:type="dxa"/>
-            <w:bottom w:w="0" w:type="dxa"/>
-            <w:right w:w="108" w:type="dxa"/>
-          </w:tblCellMar>
-        </w:tblPrEx>
         <w:tc>
           <w:tcPr>
             <w:tcW w:w="5526" w:type="dxa"/>
@@ -4613,14 +4597,6 @@
         </w:tc>
       </w:tr>
       <w:tr>
-        <w:tblPrEx>
-          <w:tblCellMar>
-            <w:top w:w="0" w:type="dxa"/>
-            <w:left w:w="108" w:type="dxa"/>
-            <w:bottom w:w="0" w:type="dxa"/>
-            <w:right w:w="108" w:type="dxa"/>
-          </w:tblCellMar>
-        </w:tblPrEx>
         <w:tc>
           <w:tcPr>
             <w:tcW w:w="5526" w:type="dxa"/>
@@ -5174,14 +5150,6 @@
         </w:tc>
       </w:tr>
       <w:tr>
-        <w:tblPrEx>
-          <w:tblCellMar>
-            <w:top w:w="0" w:type="dxa"/>
-            <w:left w:w="108" w:type="dxa"/>
-            <w:bottom w:w="0" w:type="dxa"/>
-            <w:right w:w="108" w:type="dxa"/>
-          </w:tblCellMar>
-        </w:tblPrEx>
         <w:tc>
           <w:tcPr>
             <w:tcW w:w="5526" w:type="dxa"/>
@@ -5683,6 +5651,12 @@
             <w:insideH w:val="single" w:color="auto" w:sz="4" w:space="0"/>
             <w:insideV w:val="single" w:color="auto" w:sz="4" w:space="0"/>
           </w:tblBorders>
+          <w:tblCellMar>
+            <w:top w:w="0" w:type="dxa"/>
+            <w:left w:w="108" w:type="dxa"/>
+            <w:bottom w:w="0" w:type="dxa"/>
+            <w:right w:w="108" w:type="dxa"/>
+          </w:tblCellMar>
         </w:tblPrEx>
         <w:trPr>
           <w:jc w:val="center"/>
@@ -7201,26 +7175,21 @@
             <w:pPr>
               <w:spacing w:after="0" w:line="240" w:lineRule="auto"/>
               <w:rPr>
-                <w:rFonts w:ascii="Times New Roman" w:hAnsi="Times New Roman" w:eastAsia="Times New Roman" w:cs="Times New Roman"/>
+                <w:rFonts w:hint="default" w:ascii="Times New Roman" w:hAnsi="Times New Roman" w:eastAsia="Times New Roman" w:cs="Times New Roman"/>
                 <w:sz w:val="24"/>
                 <w:szCs w:val="24"/>
-              </w:rPr>
-            </w:pPr>
-          </w:p>
-        </w:tc>
-        <w:tc>
-          <w:tcPr>
-            <w:tcW w:w="0" w:type="auto"/>
-          </w:tcPr>
-          <w:p>
-            <w:pPr>
-              <w:spacing w:after="0" w:line="240" w:lineRule="auto"/>
-              <w:rPr>
-                <w:rFonts w:ascii="Times New Roman" w:hAnsi="Times New Roman" w:eastAsia="Times New Roman" w:cs="Times New Roman"/>
+                <w:lang w:val="en-US"/>
+              </w:rPr>
+            </w:pPr>
+            <w:r>
+              <w:rPr>
+                <w:rFonts w:hint="default" w:ascii="Times New Roman" w:hAnsi="Times New Roman" w:eastAsia="Times New Roman" w:cs="Times New Roman"/>
                 <w:sz w:val="24"/>
                 <w:szCs w:val="24"/>
-              </w:rPr>
-            </w:pPr>
+                <w:lang w:val="en-US"/>
+              </w:rPr>
+              <w:t>1</w:t>
+            </w:r>
           </w:p>
         </w:tc>
         <w:tc>
@@ -7231,116 +7200,21 @@
             <w:pPr>
               <w:spacing w:after="0" w:line="240" w:lineRule="auto"/>
               <w:rPr>
-                <w:rFonts w:ascii="Times New Roman" w:hAnsi="Times New Roman" w:eastAsia="Times New Roman" w:cs="Times New Roman"/>
+                <w:rFonts w:hint="default" w:ascii="Times New Roman" w:hAnsi="Times New Roman" w:eastAsia="Times New Roman" w:cs="Times New Roman"/>
                 <w:sz w:val="24"/>
                 <w:szCs w:val="24"/>
-              </w:rPr>
-            </w:pPr>
-          </w:p>
-        </w:tc>
-      </w:tr>
-      <w:tr>
-        <w:tblPrEx>
-          <w:tblBorders>
-            <w:top w:val="single" w:color="auto" w:sz="4" w:space="0"/>
-            <w:left w:val="single" w:color="auto" w:sz="4" w:space="0"/>
-            <w:bottom w:val="single" w:color="auto" w:sz="4" w:space="0"/>
-            <w:right w:val="single" w:color="auto" w:sz="4" w:space="0"/>
-            <w:insideH w:val="single" w:color="auto" w:sz="4" w:space="0"/>
-            <w:insideV w:val="single" w:color="auto" w:sz="4" w:space="0"/>
-          </w:tblBorders>
-        </w:tblPrEx>
-        <w:trPr>
-          <w:jc w:val="center"/>
-        </w:trPr>
-        <w:tc>
-          <w:tcPr>
-            <w:tcW w:w="0" w:type="auto"/>
-          </w:tcPr>
-          <w:p>
-            <w:pPr>
-              <w:spacing w:after="0" w:line="240" w:lineRule="auto"/>
-              <w:rPr>
-                <w:rFonts w:ascii="Times New Roman" w:hAnsi="Times New Roman" w:eastAsia="Times New Roman" w:cs="Times New Roman"/>
+                <w:lang w:val="en-US"/>
+              </w:rPr>
+            </w:pPr>
+            <w:r>
+              <w:rPr>
+                <w:rFonts w:hint="default" w:ascii="Times New Roman" w:hAnsi="Times New Roman" w:eastAsia="Times New Roman" w:cs="Times New Roman"/>
                 <w:sz w:val="24"/>
                 <w:szCs w:val="24"/>
-              </w:rPr>
-            </w:pPr>
-          </w:p>
-        </w:tc>
-        <w:tc>
-          <w:tcPr>
-            <w:tcW w:w="0" w:type="auto"/>
-          </w:tcPr>
-          <w:p>
-            <w:pPr>
-              <w:spacing w:after="0" w:line="240" w:lineRule="auto"/>
-              <w:rPr>
-                <w:rFonts w:ascii="Times New Roman" w:hAnsi="Times New Roman" w:eastAsia="Times New Roman" w:cs="Times New Roman"/>
-                <w:sz w:val="24"/>
-                <w:szCs w:val="24"/>
-              </w:rPr>
-            </w:pPr>
-          </w:p>
-        </w:tc>
-        <w:tc>
-          <w:tcPr>
-            <w:tcW w:w="0" w:type="auto"/>
-          </w:tcPr>
-          <w:p>
-            <w:pPr>
-              <w:spacing w:after="0" w:line="240" w:lineRule="auto"/>
-              <w:rPr>
-                <w:rFonts w:ascii="Times New Roman" w:hAnsi="Times New Roman" w:eastAsia="Times New Roman" w:cs="Times New Roman"/>
-                <w:sz w:val="24"/>
-                <w:szCs w:val="24"/>
-              </w:rPr>
-            </w:pPr>
-          </w:p>
-        </w:tc>
-      </w:tr>
-      <w:tr>
-        <w:tblPrEx>
-          <w:tblBorders>
-            <w:top w:val="single" w:color="auto" w:sz="4" w:space="0"/>
-            <w:left w:val="single" w:color="auto" w:sz="4" w:space="0"/>
-            <w:bottom w:val="single" w:color="auto" w:sz="4" w:space="0"/>
-            <w:right w:val="single" w:color="auto" w:sz="4" w:space="0"/>
-            <w:insideH w:val="single" w:color="auto" w:sz="4" w:space="0"/>
-            <w:insideV w:val="single" w:color="auto" w:sz="4" w:space="0"/>
-          </w:tblBorders>
-        </w:tblPrEx>
-        <w:trPr>
-          <w:jc w:val="center"/>
-        </w:trPr>
-        <w:tc>
-          <w:tcPr>
-            <w:tcW w:w="0" w:type="auto"/>
-          </w:tcPr>
-          <w:p>
-            <w:pPr>
-              <w:spacing w:after="0" w:line="240" w:lineRule="auto"/>
-              <w:rPr>
-                <w:rFonts w:ascii="Times New Roman" w:hAnsi="Times New Roman" w:eastAsia="Times New Roman" w:cs="Times New Roman"/>
-                <w:sz w:val="24"/>
-                <w:szCs w:val="24"/>
-              </w:rPr>
-            </w:pPr>
-          </w:p>
-        </w:tc>
-        <w:tc>
-          <w:tcPr>
-            <w:tcW w:w="0" w:type="auto"/>
-          </w:tcPr>
-          <w:p>
-            <w:pPr>
-              <w:spacing w:after="0" w:line="240" w:lineRule="auto"/>
-              <w:rPr>
-                <w:rFonts w:ascii="Times New Roman" w:hAnsi="Times New Roman" w:eastAsia="Times New Roman" w:cs="Times New Roman"/>
-                <w:sz w:val="24"/>
-                <w:szCs w:val="24"/>
-              </w:rPr>
-            </w:pPr>
+                <w:lang w:val="en-US"/>
+              </w:rPr>
+              <w:t>ER-Diagram</w:t>
+            </w:r>
           </w:p>
         </w:tc>
         <w:tc>
@@ -7435,6 +7309,12 @@
             <w:insideH w:val="single" w:color="auto" w:sz="4" w:space="0"/>
             <w:insideV w:val="single" w:color="auto" w:sz="4" w:space="0"/>
           </w:tblBorders>
+          <w:tblCellMar>
+            <w:top w:w="0" w:type="dxa"/>
+            <w:left w:w="108" w:type="dxa"/>
+            <w:bottom w:w="0" w:type="dxa"/>
+            <w:right w:w="108" w:type="dxa"/>
+          </w:tblCellMar>
         </w:tblPrEx>
         <w:trPr>
           <w:jc w:val="center"/>
@@ -7891,6 +7771,12 @@
             <w:insideH w:val="single" w:color="auto" w:sz="4" w:space="0"/>
             <w:insideV w:val="single" w:color="auto" w:sz="4" w:space="0"/>
           </w:tblBorders>
+          <w:tblCellMar>
+            <w:top w:w="0" w:type="dxa"/>
+            <w:left w:w="108" w:type="dxa"/>
+            <w:bottom w:w="0" w:type="dxa"/>
+            <w:right w:w="108" w:type="dxa"/>
+          </w:tblCellMar>
         </w:tblPrEx>
         <w:trPr>
           <w:jc w:val="center"/>
@@ -8347,6 +8233,12 @@
             <w:insideH w:val="single" w:color="auto" w:sz="4" w:space="0"/>
             <w:insideV w:val="single" w:color="auto" w:sz="4" w:space="0"/>
           </w:tblBorders>
+          <w:tblCellMar>
+            <w:top w:w="0" w:type="dxa"/>
+            <w:left w:w="108" w:type="dxa"/>
+            <w:bottom w:w="0" w:type="dxa"/>
+            <w:right w:w="108" w:type="dxa"/>
+          </w:tblCellMar>
         </w:tblPrEx>
         <w:trPr>
           <w:jc w:val="center"/>
@@ -8473,6 +8365,144 @@
             <w:insideH w:val="single" w:color="auto" w:sz="4" w:space="0"/>
             <w:insideV w:val="single" w:color="auto" w:sz="4" w:space="0"/>
           </w:tblBorders>
+          <w:tblCellMar>
+            <w:top w:w="0" w:type="dxa"/>
+            <w:left w:w="108" w:type="dxa"/>
+            <w:bottom w:w="0" w:type="dxa"/>
+            <w:right w:w="108" w:type="dxa"/>
+          </w:tblCellMar>
+        </w:tblPrEx>
+        <w:trPr>
+          <w:jc w:val="center"/>
+        </w:trPr>
+        <w:tc>
+          <w:tcPr>
+            <w:tcW w:w="0" w:type="auto"/>
+          </w:tcPr>
+          <w:p>
+            <w:pPr>
+              <w:spacing w:after="0" w:line="240" w:lineRule="auto"/>
+              <w:rPr>
+                <w:rFonts w:ascii="Times New Roman" w:hAnsi="Times New Roman" w:eastAsia="Times New Roman" w:cs="Times New Roman"/>
+                <w:sz w:val="24"/>
+                <w:szCs w:val="24"/>
+              </w:rPr>
+            </w:pPr>
+          </w:p>
+        </w:tc>
+        <w:tc>
+          <w:tcPr>
+            <w:tcW w:w="0" w:type="auto"/>
+          </w:tcPr>
+          <w:p>
+            <w:pPr>
+              <w:spacing w:after="0" w:line="240" w:lineRule="auto"/>
+              <w:rPr>
+                <w:rFonts w:ascii="Times New Roman" w:hAnsi="Times New Roman" w:eastAsia="Times New Roman" w:cs="Times New Roman"/>
+                <w:sz w:val="24"/>
+                <w:szCs w:val="24"/>
+              </w:rPr>
+            </w:pPr>
+          </w:p>
+        </w:tc>
+        <w:tc>
+          <w:tcPr>
+            <w:tcW w:w="0" w:type="auto"/>
+          </w:tcPr>
+          <w:p>
+            <w:pPr>
+              <w:spacing w:after="0" w:line="240" w:lineRule="auto"/>
+              <w:rPr>
+                <w:rFonts w:ascii="Times New Roman" w:hAnsi="Times New Roman" w:eastAsia="Times New Roman" w:cs="Times New Roman"/>
+                <w:sz w:val="24"/>
+                <w:szCs w:val="24"/>
+              </w:rPr>
+            </w:pPr>
+          </w:p>
+        </w:tc>
+      </w:tr>
+      <w:tr>
+        <w:tblPrEx>
+          <w:tblBorders>
+            <w:top w:val="single" w:color="auto" w:sz="4" w:space="0"/>
+            <w:left w:val="single" w:color="auto" w:sz="4" w:space="0"/>
+            <w:bottom w:val="single" w:color="auto" w:sz="4" w:space="0"/>
+            <w:right w:val="single" w:color="auto" w:sz="4" w:space="0"/>
+            <w:insideH w:val="single" w:color="auto" w:sz="4" w:space="0"/>
+            <w:insideV w:val="single" w:color="auto" w:sz="4" w:space="0"/>
+          </w:tblBorders>
+          <w:tblCellMar>
+            <w:top w:w="0" w:type="dxa"/>
+            <w:left w:w="108" w:type="dxa"/>
+            <w:bottom w:w="0" w:type="dxa"/>
+            <w:right w:w="108" w:type="dxa"/>
+          </w:tblCellMar>
+        </w:tblPrEx>
+        <w:trPr>
+          <w:jc w:val="center"/>
+        </w:trPr>
+        <w:tc>
+          <w:tcPr>
+            <w:tcW w:w="0" w:type="auto"/>
+          </w:tcPr>
+          <w:p>
+            <w:pPr>
+              <w:spacing w:after="0" w:line="240" w:lineRule="auto"/>
+              <w:rPr>
+                <w:rFonts w:ascii="Times New Roman" w:hAnsi="Times New Roman" w:eastAsia="Times New Roman" w:cs="Times New Roman"/>
+                <w:sz w:val="24"/>
+                <w:szCs w:val="24"/>
+              </w:rPr>
+            </w:pPr>
+          </w:p>
+        </w:tc>
+        <w:tc>
+          <w:tcPr>
+            <w:tcW w:w="0" w:type="auto"/>
+          </w:tcPr>
+          <w:p>
+            <w:pPr>
+              <w:spacing w:after="0" w:line="240" w:lineRule="auto"/>
+              <w:rPr>
+                <w:rFonts w:ascii="Times New Roman" w:hAnsi="Times New Roman" w:eastAsia="Times New Roman" w:cs="Times New Roman"/>
+                <w:sz w:val="24"/>
+                <w:szCs w:val="24"/>
+              </w:rPr>
+            </w:pPr>
+          </w:p>
+        </w:tc>
+        <w:tc>
+          <w:tcPr>
+            <w:tcW w:w="0" w:type="auto"/>
+          </w:tcPr>
+          <w:p>
+            <w:pPr>
+              <w:spacing w:after="0" w:line="240" w:lineRule="auto"/>
+              <w:rPr>
+                <w:rFonts w:ascii="Times New Roman" w:hAnsi="Times New Roman" w:eastAsia="Times New Roman" w:cs="Times New Roman"/>
+                <w:sz w:val="24"/>
+                <w:szCs w:val="24"/>
+              </w:rPr>
+            </w:pPr>
+          </w:p>
+        </w:tc>
+      </w:tr>
+      <w:tr>
+        <w:tblPrEx>
+          <w:tblBorders>
+            <w:top w:val="single" w:color="auto" w:sz="4" w:space="0"/>
+            <w:left w:val="single" w:color="auto" w:sz="4" w:space="0"/>
+            <w:bottom w:val="single" w:color="auto" w:sz="4" w:space="0"/>
+            <w:right w:val="single" w:color="auto" w:sz="4" w:space="0"/>
+            <w:insideH w:val="single" w:color="auto" w:sz="4" w:space="0"/>
+            <w:insideV w:val="single" w:color="auto" w:sz="4" w:space="0"/>
+          </w:tblBorders>
+          <w:tblCellMar>
+            <w:top w:w="0" w:type="dxa"/>
+            <w:left w:w="108" w:type="dxa"/>
+            <w:bottom w:w="0" w:type="dxa"/>
+            <w:right w:w="108" w:type="dxa"/>
+          </w:tblCellMar>
         </w:tblPrEx>
         <w:trPr>
           <w:jc w:val="center"/>
@@ -8952,6 +8982,12 @@
             <w:insideH w:val="single" w:color="auto" w:sz="4" w:space="0"/>
             <w:insideV w:val="single" w:color="auto" w:sz="4" w:space="0"/>
           </w:tblBorders>
+          <w:tblCellMar>
+            <w:top w:w="0" w:type="dxa"/>
+            <w:left w:w="108" w:type="dxa"/>
+            <w:bottom w:w="0" w:type="dxa"/>
+            <w:right w:w="108" w:type="dxa"/>
+          </w:tblCellMar>
         </w:tblPrEx>
         <w:trPr>
           <w:jc w:val="center"/>
@@ -9210,6 +9246,12 @@
             <w:insideH w:val="single" w:color="auto" w:sz="4" w:space="0"/>
             <w:insideV w:val="single" w:color="auto" w:sz="4" w:space="0"/>
           </w:tblBorders>
+          <w:tblCellMar>
+            <w:top w:w="0" w:type="dxa"/>
+            <w:left w:w="108" w:type="dxa"/>
+            <w:bottom w:w="0" w:type="dxa"/>
+            <w:right w:w="108" w:type="dxa"/>
+          </w:tblCellMar>
         </w:tblPrEx>
         <w:trPr>
           <w:jc w:val="center"/>
@@ -9336,186 +9378,12 @@
             <w:insideH w:val="single" w:color="auto" w:sz="4" w:space="0"/>
             <w:insideV w:val="single" w:color="auto" w:sz="4" w:space="0"/>
           </w:tblBorders>
-        </w:tblPrEx>
-        <w:trPr>
-          <w:jc w:val="center"/>
-        </w:trPr>
-        <w:tc>
-          <w:tcPr>
-            <w:tcW w:w="0" w:type="auto"/>
-          </w:tcPr>
-          <w:p>
-            <w:pPr>
-              <w:spacing w:after="0" w:line="240" w:lineRule="auto"/>
-              <w:rPr>
-                <w:rFonts w:ascii="Times New Roman" w:hAnsi="Times New Roman" w:eastAsia="Times New Roman" w:cs="Times New Roman"/>
-                <w:sz w:val="24"/>
-                <w:szCs w:val="24"/>
-              </w:rPr>
-            </w:pPr>
-          </w:p>
-        </w:tc>
-        <w:tc>
-          <w:tcPr>
-            <w:tcW w:w="0" w:type="auto"/>
-          </w:tcPr>
-          <w:p>
-            <w:pPr>
-              <w:spacing w:after="0" w:line="240" w:lineRule="auto"/>
-              <w:rPr>
-                <w:rFonts w:ascii="Times New Roman" w:hAnsi="Times New Roman" w:eastAsia="Times New Roman" w:cs="Times New Roman"/>
-                <w:sz w:val="24"/>
-                <w:szCs w:val="24"/>
-              </w:rPr>
-            </w:pPr>
-          </w:p>
-        </w:tc>
-        <w:tc>
-          <w:tcPr>
-            <w:tcW w:w="0" w:type="auto"/>
-          </w:tcPr>
-          <w:p>
-            <w:pPr>
-              <w:spacing w:after="0" w:line="240" w:lineRule="auto"/>
-              <w:rPr>
-                <w:rFonts w:ascii="Times New Roman" w:hAnsi="Times New Roman" w:eastAsia="Times New Roman" w:cs="Times New Roman"/>
-                <w:sz w:val="24"/>
-                <w:szCs w:val="24"/>
-              </w:rPr>
-            </w:pPr>
-          </w:p>
-        </w:tc>
-      </w:tr>
-      <w:tr>
-        <w:tblPrEx>
-          <w:tblBorders>
-            <w:top w:val="single" w:color="auto" w:sz="4" w:space="0"/>
-            <w:left w:val="single" w:color="auto" w:sz="4" w:space="0"/>
-            <w:bottom w:val="single" w:color="auto" w:sz="4" w:space="0"/>
-            <w:right w:val="single" w:color="auto" w:sz="4" w:space="0"/>
-            <w:insideH w:val="single" w:color="auto" w:sz="4" w:space="0"/>
-            <w:insideV w:val="single" w:color="auto" w:sz="4" w:space="0"/>
-          </w:tblBorders>
-        </w:tblPrEx>
-        <w:trPr>
-          <w:jc w:val="center"/>
-        </w:trPr>
-        <w:tc>
-          <w:tcPr>
-            <w:tcW w:w="0" w:type="auto"/>
-          </w:tcPr>
-          <w:p>
-            <w:pPr>
-              <w:spacing w:after="0" w:line="240" w:lineRule="auto"/>
-              <w:rPr>
-                <w:rFonts w:ascii="Times New Roman" w:hAnsi="Times New Roman" w:eastAsia="Times New Roman" w:cs="Times New Roman"/>
-                <w:sz w:val="24"/>
-                <w:szCs w:val="24"/>
-              </w:rPr>
-            </w:pPr>
-          </w:p>
-        </w:tc>
-        <w:tc>
-          <w:tcPr>
-            <w:tcW w:w="0" w:type="auto"/>
-          </w:tcPr>
-          <w:p>
-            <w:pPr>
-              <w:spacing w:after="0" w:line="240" w:lineRule="auto"/>
-              <w:rPr>
-                <w:rFonts w:ascii="Times New Roman" w:hAnsi="Times New Roman" w:eastAsia="Times New Roman" w:cs="Times New Roman"/>
-                <w:sz w:val="24"/>
-                <w:szCs w:val="24"/>
-              </w:rPr>
-            </w:pPr>
-          </w:p>
-        </w:tc>
-        <w:tc>
-          <w:tcPr>
-            <w:tcW w:w="0" w:type="auto"/>
-          </w:tcPr>
-          <w:p>
-            <w:pPr>
-              <w:spacing w:after="0" w:line="240" w:lineRule="auto"/>
-              <w:rPr>
-                <w:rFonts w:ascii="Times New Roman" w:hAnsi="Times New Roman" w:eastAsia="Times New Roman" w:cs="Times New Roman"/>
-                <w:sz w:val="24"/>
-                <w:szCs w:val="24"/>
-              </w:rPr>
-            </w:pPr>
-          </w:p>
-        </w:tc>
-      </w:tr>
-      <w:tr>
-        <w:tblPrEx>
-          <w:tblBorders>
-            <w:top w:val="single" w:color="auto" w:sz="4" w:space="0"/>
-            <w:left w:val="single" w:color="auto" w:sz="4" w:space="0"/>
-            <w:bottom w:val="single" w:color="auto" w:sz="4" w:space="0"/>
-            <w:right w:val="single" w:color="auto" w:sz="4" w:space="0"/>
-            <w:insideH w:val="single" w:color="auto" w:sz="4" w:space="0"/>
-            <w:insideV w:val="single" w:color="auto" w:sz="4" w:space="0"/>
-          </w:tblBorders>
-        </w:tblPrEx>
-        <w:trPr>
-          <w:jc w:val="center"/>
-        </w:trPr>
-        <w:tc>
-          <w:tcPr>
-            <w:tcW w:w="0" w:type="auto"/>
-          </w:tcPr>
-          <w:p>
-            <w:pPr>
-              <w:spacing w:after="0" w:line="240" w:lineRule="auto"/>
-              <w:rPr>
-                <w:rFonts w:ascii="Times New Roman" w:hAnsi="Times New Roman" w:eastAsia="Times New Roman" w:cs="Times New Roman"/>
-                <w:sz w:val="24"/>
-                <w:szCs w:val="24"/>
-              </w:rPr>
-            </w:pPr>
-          </w:p>
-        </w:tc>
-        <w:tc>
-          <w:tcPr>
-            <w:tcW w:w="0" w:type="auto"/>
-          </w:tcPr>
-          <w:p>
-            <w:pPr>
-              <w:spacing w:after="0" w:line="240" w:lineRule="auto"/>
-              <w:rPr>
-                <w:rFonts w:ascii="Times New Roman" w:hAnsi="Times New Roman" w:eastAsia="Times New Roman" w:cs="Times New Roman"/>
-                <w:sz w:val="24"/>
-                <w:szCs w:val="24"/>
-              </w:rPr>
-            </w:pPr>
-          </w:p>
-        </w:tc>
-        <w:tc>
-          <w:tcPr>
-            <w:tcW w:w="0" w:type="auto"/>
-          </w:tcPr>
-          <w:p>
-            <w:pPr>
-              <w:spacing w:after="0" w:line="240" w:lineRule="auto"/>
-              <w:rPr>
-                <w:rFonts w:ascii="Times New Roman" w:hAnsi="Times New Roman" w:eastAsia="Times New Roman" w:cs="Times New Roman"/>
-                <w:sz w:val="24"/>
-                <w:szCs w:val="24"/>
-              </w:rPr>
-            </w:pPr>
-          </w:p>
-        </w:tc>
-      </w:tr>
-      <w:tr>
-        <w:tblPrEx>
-          <w:tblBorders>
-            <w:top w:val="single" w:color="auto" w:sz="4" w:space="0"/>
-            <w:left w:val="single" w:color="auto" w:sz="4" w:space="0"/>
-            <w:bottom w:val="single" w:color="auto" w:sz="4" w:space="0"/>
-            <w:right w:val="single" w:color="auto" w:sz="4" w:space="0"/>
-            <w:insideH w:val="single" w:color="auto" w:sz="4" w:space="0"/>
-            <w:insideV w:val="single" w:color="auto" w:sz="4" w:space="0"/>
-          </w:tblBorders>
+          <w:tblCellMar>
+            <w:top w:w="0" w:type="dxa"/>
+            <w:left w:w="108" w:type="dxa"/>
+            <w:bottom w:w="0" w:type="dxa"/>
+            <w:right w:w="108" w:type="dxa"/>
+          </w:tblCellMar>
         </w:tblPrEx>
         <w:trPr>
           <w:jc w:val="center"/>
@@ -9774,6 +9642,12 @@
             <w:insideH w:val="single" w:color="auto" w:sz="4" w:space="0"/>
             <w:insideV w:val="single" w:color="auto" w:sz="4" w:space="0"/>
           </w:tblBorders>
+          <w:tblCellMar>
+            <w:top w:w="0" w:type="dxa"/>
+            <w:left w:w="108" w:type="dxa"/>
+            <w:bottom w:w="0" w:type="dxa"/>
+            <w:right w:w="108" w:type="dxa"/>
+          </w:tblCellMar>
         </w:tblPrEx>
         <w:trPr>
           <w:jc w:val="center"/>
@@ -10032,6 +9906,12 @@
             <w:insideH w:val="single" w:color="auto" w:sz="4" w:space="0"/>
             <w:insideV w:val="single" w:color="auto" w:sz="4" w:space="0"/>
           </w:tblBorders>
+          <w:tblCellMar>
+            <w:top w:w="0" w:type="dxa"/>
+            <w:left w:w="108" w:type="dxa"/>
+            <w:bottom w:w="0" w:type="dxa"/>
+            <w:right w:w="108" w:type="dxa"/>
+          </w:tblCellMar>
         </w:tblPrEx>
         <w:trPr>
           <w:jc w:val="center"/>
@@ -10158,6 +10038,210 @@
             <w:insideH w:val="single" w:color="auto" w:sz="4" w:space="0"/>
             <w:insideV w:val="single" w:color="auto" w:sz="4" w:space="0"/>
           </w:tblBorders>
+          <w:tblCellMar>
+            <w:top w:w="0" w:type="dxa"/>
+            <w:left w:w="108" w:type="dxa"/>
+            <w:bottom w:w="0" w:type="dxa"/>
+            <w:right w:w="108" w:type="dxa"/>
+          </w:tblCellMar>
+        </w:tblPrEx>
+        <w:trPr>
+          <w:jc w:val="center"/>
+        </w:trPr>
+        <w:tc>
+          <w:tcPr>
+            <w:tcW w:w="0" w:type="auto"/>
+          </w:tcPr>
+          <w:p>
+            <w:pPr>
+              <w:spacing w:after="0" w:line="240" w:lineRule="auto"/>
+              <w:rPr>
+                <w:rFonts w:ascii="Times New Roman" w:hAnsi="Times New Roman" w:eastAsia="Times New Roman" w:cs="Times New Roman"/>
+                <w:sz w:val="24"/>
+                <w:szCs w:val="24"/>
+              </w:rPr>
+            </w:pPr>
+          </w:p>
+        </w:tc>
+        <w:tc>
+          <w:tcPr>
+            <w:tcW w:w="0" w:type="auto"/>
+          </w:tcPr>
+          <w:p>
+            <w:pPr>
+              <w:spacing w:after="0" w:line="240" w:lineRule="auto"/>
+              <w:rPr>
+                <w:rFonts w:ascii="Times New Roman" w:hAnsi="Times New Roman" w:eastAsia="Times New Roman" w:cs="Times New Roman"/>
+                <w:sz w:val="24"/>
+                <w:szCs w:val="24"/>
+              </w:rPr>
+            </w:pPr>
+          </w:p>
+        </w:tc>
+        <w:tc>
+          <w:tcPr>
+            <w:tcW w:w="0" w:type="auto"/>
+          </w:tcPr>
+          <w:p>
+            <w:pPr>
+              <w:spacing w:after="0" w:line="240" w:lineRule="auto"/>
+              <w:rPr>
+                <w:rFonts w:ascii="Times New Roman" w:hAnsi="Times New Roman" w:eastAsia="Times New Roman" w:cs="Times New Roman"/>
+                <w:sz w:val="24"/>
+                <w:szCs w:val="24"/>
+              </w:rPr>
+            </w:pPr>
+          </w:p>
+        </w:tc>
+      </w:tr>
+      <w:tr>
+        <w:tblPrEx>
+          <w:tblBorders>
+            <w:top w:val="single" w:color="auto" w:sz="4" w:space="0"/>
+            <w:left w:val="single" w:color="auto" w:sz="4" w:space="0"/>
+            <w:bottom w:val="single" w:color="auto" w:sz="4" w:space="0"/>
+            <w:right w:val="single" w:color="auto" w:sz="4" w:space="0"/>
+            <w:insideH w:val="single" w:color="auto" w:sz="4" w:space="0"/>
+            <w:insideV w:val="single" w:color="auto" w:sz="4" w:space="0"/>
+          </w:tblBorders>
+          <w:tblCellMar>
+            <w:top w:w="0" w:type="dxa"/>
+            <w:left w:w="108" w:type="dxa"/>
+            <w:bottom w:w="0" w:type="dxa"/>
+            <w:right w:w="108" w:type="dxa"/>
+          </w:tblCellMar>
+        </w:tblPrEx>
+        <w:trPr>
+          <w:jc w:val="center"/>
+        </w:trPr>
+        <w:tc>
+          <w:tcPr>
+            <w:tcW w:w="0" w:type="auto"/>
+          </w:tcPr>
+          <w:p>
+            <w:pPr>
+              <w:spacing w:after="0" w:line="240" w:lineRule="auto"/>
+              <w:rPr>
+                <w:rFonts w:ascii="Times New Roman" w:hAnsi="Times New Roman" w:eastAsia="Times New Roman" w:cs="Times New Roman"/>
+                <w:sz w:val="24"/>
+                <w:szCs w:val="24"/>
+              </w:rPr>
+            </w:pPr>
+          </w:p>
+        </w:tc>
+        <w:tc>
+          <w:tcPr>
+            <w:tcW w:w="0" w:type="auto"/>
+          </w:tcPr>
+          <w:p>
+            <w:pPr>
+              <w:spacing w:after="0" w:line="240" w:lineRule="auto"/>
+              <w:rPr>
+                <w:rFonts w:ascii="Times New Roman" w:hAnsi="Times New Roman" w:eastAsia="Times New Roman" w:cs="Times New Roman"/>
+                <w:sz w:val="24"/>
+                <w:szCs w:val="24"/>
+              </w:rPr>
+            </w:pPr>
+          </w:p>
+        </w:tc>
+        <w:tc>
+          <w:tcPr>
+            <w:tcW w:w="0" w:type="auto"/>
+          </w:tcPr>
+          <w:p>
+            <w:pPr>
+              <w:spacing w:after="0" w:line="240" w:lineRule="auto"/>
+              <w:rPr>
+                <w:rFonts w:ascii="Times New Roman" w:hAnsi="Times New Roman" w:eastAsia="Times New Roman" w:cs="Times New Roman"/>
+                <w:sz w:val="24"/>
+                <w:szCs w:val="24"/>
+              </w:rPr>
+            </w:pPr>
+          </w:p>
+        </w:tc>
+      </w:tr>
+      <w:tr>
+        <w:tblPrEx>
+          <w:tblBorders>
+            <w:top w:val="single" w:color="auto" w:sz="4" w:space="0"/>
+            <w:left w:val="single" w:color="auto" w:sz="4" w:space="0"/>
+            <w:bottom w:val="single" w:color="auto" w:sz="4" w:space="0"/>
+            <w:right w:val="single" w:color="auto" w:sz="4" w:space="0"/>
+            <w:insideH w:val="single" w:color="auto" w:sz="4" w:space="0"/>
+            <w:insideV w:val="single" w:color="auto" w:sz="4" w:space="0"/>
+          </w:tblBorders>
+          <w:tblCellMar>
+            <w:top w:w="0" w:type="dxa"/>
+            <w:left w:w="108" w:type="dxa"/>
+            <w:bottom w:w="0" w:type="dxa"/>
+            <w:right w:w="108" w:type="dxa"/>
+          </w:tblCellMar>
+        </w:tblPrEx>
+        <w:trPr>
+          <w:jc w:val="center"/>
+        </w:trPr>
+        <w:tc>
+          <w:tcPr>
+            <w:tcW w:w="0" w:type="auto"/>
+          </w:tcPr>
+          <w:p>
+            <w:pPr>
+              <w:spacing w:after="0" w:line="240" w:lineRule="auto"/>
+              <w:rPr>
+                <w:rFonts w:ascii="Times New Roman" w:hAnsi="Times New Roman" w:eastAsia="Times New Roman" w:cs="Times New Roman"/>
+                <w:sz w:val="24"/>
+                <w:szCs w:val="24"/>
+              </w:rPr>
+            </w:pPr>
+          </w:p>
+        </w:tc>
+        <w:tc>
+          <w:tcPr>
+            <w:tcW w:w="0" w:type="auto"/>
+          </w:tcPr>
+          <w:p>
+            <w:pPr>
+              <w:spacing w:after="0" w:line="240" w:lineRule="auto"/>
+              <w:rPr>
+                <w:rFonts w:ascii="Times New Roman" w:hAnsi="Times New Roman" w:eastAsia="Times New Roman" w:cs="Times New Roman"/>
+                <w:sz w:val="24"/>
+                <w:szCs w:val="24"/>
+              </w:rPr>
+            </w:pPr>
+          </w:p>
+        </w:tc>
+        <w:tc>
+          <w:tcPr>
+            <w:tcW w:w="0" w:type="auto"/>
+          </w:tcPr>
+          <w:p>
+            <w:pPr>
+              <w:spacing w:after="0" w:line="240" w:lineRule="auto"/>
+              <w:rPr>
+                <w:rFonts w:ascii="Times New Roman" w:hAnsi="Times New Roman" w:eastAsia="Times New Roman" w:cs="Times New Roman"/>
+                <w:sz w:val="24"/>
+                <w:szCs w:val="24"/>
+              </w:rPr>
+            </w:pPr>
+          </w:p>
+        </w:tc>
+      </w:tr>
+      <w:tr>
+        <w:tblPrEx>
+          <w:tblBorders>
+            <w:top w:val="single" w:color="auto" w:sz="4" w:space="0"/>
+            <w:left w:val="single" w:color="auto" w:sz="4" w:space="0"/>
+            <w:bottom w:val="single" w:color="auto" w:sz="4" w:space="0"/>
+            <w:right w:val="single" w:color="auto" w:sz="4" w:space="0"/>
+            <w:insideH w:val="single" w:color="auto" w:sz="4" w:space="0"/>
+            <w:insideV w:val="single" w:color="auto" w:sz="4" w:space="0"/>
+          </w:tblBorders>
+          <w:tblCellMar>
+            <w:top w:w="0" w:type="dxa"/>
+            <w:left w:w="108" w:type="dxa"/>
+            <w:bottom w:w="0" w:type="dxa"/>
+            <w:right w:w="108" w:type="dxa"/>
+          </w:tblCellMar>
         </w:tblPrEx>
         <w:trPr>
           <w:jc w:val="center"/>
@@ -12322,18 +12406,7 @@
           <w:szCs w:val="32"/>
           <w:lang w:val="en-US"/>
         </w:rPr>
-        <w:t xml:space="preserve">2.6 </w:t>
-      </w:r>
-      <w:r>
-        <w:rPr>
-          <w:rFonts w:hint="default"/>
-          <w:b/>
-          <w:bCs/>
-          <w:sz w:val="32"/>
-          <w:szCs w:val="32"/>
-          <w:lang w:val="en-US"/>
-        </w:rPr>
-        <w:t>Objectives of the Study</w:t>
+        <w:t>2.6 Objectives of the Study</w:t>
       </w:r>
     </w:p>
     <w:p>
@@ -13148,24 +13221,27 @@
         <w:widowControl/>
         <w:suppressLineNumbers w:val="0"/>
         <w:jc w:val="both"/>
+      </w:pPr>
+      <w:r>
         <w:rPr>
           <w:rFonts w:hint="default"/>
+          <w:b/>
+          <w:bCs/>
           <w:sz w:val="32"/>
           <w:szCs w:val="32"/>
           <w:lang w:val="en-US"/>
         </w:rPr>
-      </w:pPr>
-      <w:r>
-        <w:rPr>
-          <w:rFonts w:hint="default"/>
+        <w:t xml:space="preserve">4.1 </w:t>
+      </w:r>
+      <w:r>
+        <w:rPr>
+          <w:b/>
+          <w:bCs/>
           <w:sz w:val="32"/>
           <w:szCs w:val="32"/>
-          <w:lang w:val="en-US"/>
-        </w:rPr>
-        <w:t xml:space="preserve">4.1 </w:t>
-      </w:r>
-      <w:bookmarkStart w:id="0" w:name="_GoBack"/>
-      <w:bookmarkEnd w:id="0"/>
+        </w:rPr>
+        <w:t>System Architecture</w:t>
+      </w:r>
     </w:p>
     <w:p>
       <w:pPr>
@@ -13176,11 +13252,32 @@
         <w:suppressLineNumbers w:val="0"/>
         <w:jc w:val="both"/>
         <w:rPr>
-          <w:rFonts w:hint="default" w:ascii="Times New Roman" w:hAnsi="Times New Roman" w:cs="Times New Roman"/>
           <w:sz w:val="32"/>
           <w:szCs w:val="32"/>
         </w:rPr>
       </w:pPr>
+      <w:r>
+        <w:rPr>
+          <w:sz w:val="32"/>
+          <w:szCs w:val="32"/>
+        </w:rPr>
+        <w:t xml:space="preserve">The system architecture for </w:t>
+      </w:r>
+      <w:r>
+        <w:rPr>
+          <w:rStyle w:val="17"/>
+          <w:sz w:val="32"/>
+          <w:szCs w:val="32"/>
+        </w:rPr>
+        <w:t>A Lightweight Machine Learning Approach for Crop Yield Prediction in India Using Histogram Gradient Boosting Regression (HGBR)</w:t>
+      </w:r>
+      <w:r>
+        <w:rPr>
+          <w:sz w:val="32"/>
+          <w:szCs w:val="32"/>
+        </w:rPr>
+        <w:t xml:space="preserve"> is designed as a modular and efficient pipeline that ensures accurate prediction while maintaining low computational complexity. The architecture follows a layered approach consisting of data acquisition, preprocessing, model training, prediction, and visualization components.</w:t>
+      </w:r>
     </w:p>
     <w:p>
       <w:pPr>
@@ -13191,9 +13288,1626 @@
         <w:suppressLineNumbers w:val="0"/>
         <w:jc w:val="both"/>
         <w:rPr>
+          <w:sz w:val="32"/>
+          <w:szCs w:val="32"/>
+        </w:rPr>
+      </w:pPr>
+      <w:r>
+        <w:rPr>
+          <w:sz w:val="32"/>
+          <w:szCs w:val="32"/>
+        </w:rPr>
+        <w:t xml:space="preserve">Initially, the </w:t>
+      </w:r>
+      <w:r>
+        <w:rPr>
+          <w:rStyle w:val="34"/>
+          <w:sz w:val="32"/>
+          <w:szCs w:val="32"/>
+        </w:rPr>
+        <w:t>data acquisition layer</w:t>
+      </w:r>
+      <w:r>
+        <w:rPr>
+          <w:sz w:val="32"/>
+          <w:szCs w:val="32"/>
+        </w:rPr>
+        <w:t xml:space="preserve"> collects historical agro-meteorological data such as rainfall, temperature, soil characteristics, and past crop yields from reliable datasets. This data is then passed to the </w:t>
+      </w:r>
+      <w:r>
+        <w:rPr>
+          <w:rStyle w:val="34"/>
+          <w:sz w:val="32"/>
+          <w:szCs w:val="32"/>
+        </w:rPr>
+        <w:t>data preprocessing layer</w:t>
+      </w:r>
+      <w:r>
+        <w:rPr>
+          <w:sz w:val="32"/>
+          <w:szCs w:val="32"/>
+        </w:rPr>
+        <w:t>, where missing values are handled, irrelevant features are removed, and normalization or encoding techniques are applied to prepare the dataset for model training.</w:t>
+      </w:r>
+    </w:p>
+    <w:p>
+      <w:pPr>
+        <w:pStyle w:val="33"/>
+        <w:keepNext w:val="0"/>
+        <w:keepLines w:val="0"/>
+        <w:widowControl/>
+        <w:suppressLineNumbers w:val="0"/>
+        <w:jc w:val="both"/>
+        <w:rPr>
+          <w:sz w:val="32"/>
+          <w:szCs w:val="32"/>
+        </w:rPr>
+      </w:pPr>
+      <w:r>
+        <w:rPr>
+          <w:sz w:val="32"/>
+          <w:szCs w:val="32"/>
+        </w:rPr>
+        <w:t xml:space="preserve">The processed data is then fed into the </w:t>
+      </w:r>
+      <w:r>
+        <w:rPr>
+          <w:rStyle w:val="34"/>
+          <w:sz w:val="32"/>
+          <w:szCs w:val="32"/>
+        </w:rPr>
+        <w:t>model training layer</w:t>
+      </w:r>
+      <w:r>
+        <w:rPr>
+          <w:sz w:val="32"/>
+          <w:szCs w:val="32"/>
+        </w:rPr>
+        <w:t>, which utilizes the Histogram Gradient Boosting Regression (HGBR) algorithm. This algorithm builds an ensemble of decision trees in an iterative manner, optimizing prediction accuracy while maintaining efficiency. The trained model is stored and reused for future predictions.</w:t>
+      </w:r>
+    </w:p>
+    <w:p>
+      <w:pPr>
+        <w:pStyle w:val="33"/>
+        <w:keepNext w:val="0"/>
+        <w:keepLines w:val="0"/>
+        <w:widowControl/>
+        <w:suppressLineNumbers w:val="0"/>
+        <w:jc w:val="both"/>
+        <w:rPr>
+          <w:sz w:val="32"/>
+          <w:szCs w:val="32"/>
+        </w:rPr>
+      </w:pPr>
+      <w:r>
+        <w:rPr>
+          <w:sz w:val="32"/>
+          <w:szCs w:val="32"/>
+        </w:rPr>
+        <w:t xml:space="preserve">Next, the </w:t>
+      </w:r>
+      <w:r>
+        <w:rPr>
+          <w:rStyle w:val="34"/>
+          <w:sz w:val="32"/>
+          <w:szCs w:val="32"/>
+        </w:rPr>
+        <w:t>prediction layer</w:t>
+      </w:r>
+      <w:r>
+        <w:rPr>
+          <w:sz w:val="32"/>
+          <w:szCs w:val="32"/>
+        </w:rPr>
+        <w:t xml:space="preserve"> accepts user inputs such as environmental conditions and crop details, and generates predicted yield outputs using the trained model. This layer ensures real-time and efficient predictions.</w:t>
+      </w:r>
+    </w:p>
+    <w:p>
+      <w:pPr>
+        <w:pStyle w:val="33"/>
+        <w:keepNext w:val="0"/>
+        <w:keepLines w:val="0"/>
+        <w:widowControl/>
+        <w:suppressLineNumbers w:val="0"/>
+        <w:jc w:val="both"/>
+        <w:rPr>
+          <w:sz w:val="32"/>
+          <w:szCs w:val="32"/>
+        </w:rPr>
+      </w:pPr>
+      <w:r>
+        <w:rPr>
+          <w:sz w:val="32"/>
+          <w:szCs w:val="32"/>
+        </w:rPr>
+        <w:t xml:space="preserve">Finally, the </w:t>
+      </w:r>
+      <w:r>
+        <w:rPr>
+          <w:rStyle w:val="34"/>
+          <w:sz w:val="32"/>
+          <w:szCs w:val="32"/>
+        </w:rPr>
+        <w:t>visualization and output layer</w:t>
+      </w:r>
+      <w:r>
+        <w:rPr>
+          <w:sz w:val="32"/>
+          <w:szCs w:val="32"/>
+        </w:rPr>
+        <w:t xml:space="preserve"> presents the results through graphs and charts, enabling users to interpret trends and insights effectively. The entire system is designed to be scalable, platform-independent, and user-friendly, ensuring ease of integration and adaptability for different agricultural datasets and regions.</w:t>
+      </w:r>
+    </w:p>
+    <w:p>
+      <w:pPr>
+        <w:keepNext w:val="0"/>
+        <w:keepLines w:val="0"/>
+        <w:widowControl/>
+        <w:suppressLineNumbers w:val="0"/>
+        <w:rPr>
+          <w:rFonts w:hint="default"/>
+          <w:b/>
+          <w:bCs/>
+          <w:sz w:val="32"/>
+          <w:szCs w:val="32"/>
+          <w:lang w:val="en-US"/>
+        </w:rPr>
+      </w:pPr>
+    </w:p>
+    <w:p>
+      <w:pPr>
+        <w:pStyle w:val="33"/>
+        <w:keepNext w:val="0"/>
+        <w:keepLines w:val="0"/>
+        <w:widowControl/>
+        <w:suppressLineNumbers w:val="0"/>
+        <w:jc w:val="both"/>
+        <w:rPr>
+          <w:rFonts w:hint="default" w:ascii="Times New Roman" w:hAnsi="Times New Roman" w:cs="Times New Roman"/>
+          <w:sz w:val="32"/>
+          <w:szCs w:val="32"/>
+        </w:rPr>
+      </w:pPr>
+    </w:p>
+    <w:p>
+      <w:pPr>
+        <w:pStyle w:val="33"/>
+        <w:keepNext w:val="0"/>
+        <w:keepLines w:val="0"/>
+        <w:widowControl/>
+        <w:suppressLineNumbers w:val="0"/>
+        <w:jc w:val="both"/>
+        <w:rPr>
           <w:rFonts w:hint="default" w:ascii="Times New Roman" w:hAnsi="Times New Roman" w:eastAsia="SimSun" w:cs="Times New Roman"/>
           <w:sz w:val="32"/>
           <w:szCs w:val="32"/>
+          <w:lang w:val="en-US"/>
+        </w:rPr>
+      </w:pPr>
+      <w:r>
+        <w:rPr>
+          <w:rFonts w:hint="default" w:ascii="Times New Roman" w:hAnsi="Times New Roman" w:eastAsia="SimSun" w:cs="Times New Roman"/>
+          <w:sz w:val="32"/>
+          <w:szCs w:val="32"/>
+          <w:lang w:val="en-US"/>
+        </w:rPr>
+        <w:drawing>
+          <wp:inline distT="0" distB="0" distL="114300" distR="114300">
+            <wp:extent cx="5482590" cy="2839720"/>
+            <wp:effectExtent l="0" t="0" r="3810" b="10160"/>
+            <wp:docPr id="6" name="Picture 6" descr="s1"/>
+            <wp:cNvGraphicFramePr>
+              <a:graphicFrameLocks xmlns:a="http://schemas.openxmlformats.org/drawingml/2006/main" noChangeAspect="1"/>
+            </wp:cNvGraphicFramePr>
+            <a:graphic xmlns:a="http://schemas.openxmlformats.org/drawingml/2006/main">
+              <a:graphicData uri="http://schemas.openxmlformats.org/drawingml/2006/picture">
+                <pic:pic xmlns:pic="http://schemas.openxmlformats.org/drawingml/2006/picture">
+                  <pic:nvPicPr>
+                    <pic:cNvPr id="6" name="Picture 6" descr="s1"/>
+                    <pic:cNvPicPr>
+                      <a:picLocks noChangeAspect="1"/>
+                    </pic:cNvPicPr>
+                  </pic:nvPicPr>
+                  <pic:blipFill>
+                    <a:blip r:embed="rId10"/>
+                    <a:stretch>
+                      <a:fillRect/>
+                    </a:stretch>
+                  </pic:blipFill>
+                  <pic:spPr>
+                    <a:xfrm>
+                      <a:off x="0" y="0"/>
+                      <a:ext cx="5482590" cy="2839720"/>
+                    </a:xfrm>
+                    <a:prstGeom prst="rect">
+                      <a:avLst/>
+                    </a:prstGeom>
+                  </pic:spPr>
+                </pic:pic>
+              </a:graphicData>
+            </a:graphic>
+          </wp:inline>
+        </w:drawing>
+      </w:r>
+    </w:p>
+    <w:p>
+      <w:pPr>
+        <w:pStyle w:val="33"/>
+        <w:keepNext w:val="0"/>
+        <w:keepLines w:val="0"/>
+        <w:widowControl/>
+        <w:suppressLineNumbers w:val="0"/>
+        <w:jc w:val="center"/>
+        <w:rPr>
+          <w:rFonts w:hint="default" w:eastAsia="SimSun" w:cs="Times New Roman"/>
+          <w:sz w:val="22"/>
+          <w:szCs w:val="22"/>
+          <w:lang w:val="en-US"/>
+        </w:rPr>
+      </w:pPr>
+      <w:r>
+        <w:rPr>
+          <w:rFonts w:hint="default" w:eastAsia="SimSun" w:cs="Times New Roman"/>
+          <w:sz w:val="22"/>
+          <w:szCs w:val="22"/>
+          <w:lang w:val="en-US"/>
+        </w:rPr>
+        <w:t>Fig-1: Use Case Diagram of overall project</w:t>
+      </w:r>
+    </w:p>
+    <w:p>
+      <w:pPr>
+        <w:pStyle w:val="33"/>
+        <w:keepNext w:val="0"/>
+        <w:keepLines w:val="0"/>
+        <w:widowControl/>
+        <w:suppressLineNumbers w:val="0"/>
+        <w:jc w:val="left"/>
+        <w:rPr>
+          <w:rFonts w:hint="default" w:eastAsia="SimSun" w:cs="Times New Roman"/>
+          <w:b/>
+          <w:bCs/>
+          <w:sz w:val="24"/>
+          <w:szCs w:val="24"/>
+          <w:lang w:val="en-US"/>
+        </w:rPr>
+      </w:pPr>
+      <w:r>
+        <w:rPr>
+          <w:rFonts w:hint="default" w:eastAsia="SimSun" w:cs="Times New Roman"/>
+          <w:b/>
+          <w:bCs/>
+          <w:sz w:val="24"/>
+          <w:szCs w:val="24"/>
+          <w:lang w:val="en-US"/>
+        </w:rPr>
+        <w:t>4.2 Data Flow Diagram(DFD)</w:t>
+      </w:r>
+    </w:p>
+    <w:p>
+      <w:pPr>
+        <w:pStyle w:val="33"/>
+        <w:keepNext w:val="0"/>
+        <w:keepLines w:val="0"/>
+        <w:widowControl/>
+        <w:suppressLineNumbers w:val="0"/>
+        <w:jc w:val="both"/>
+        <w:rPr>
+          <w:rFonts w:hint="default" w:ascii="Times New Roman" w:hAnsi="Times New Roman" w:eastAsia="SimSun" w:cs="Times New Roman"/>
+          <w:sz w:val="24"/>
+          <w:szCs w:val="24"/>
+        </w:rPr>
+      </w:pPr>
+      <w:r>
+        <w:rPr>
+          <w:rFonts w:hint="default" w:ascii="Times New Roman" w:hAnsi="Times New Roman" w:eastAsia="SimSun" w:cs="Times New Roman"/>
+          <w:sz w:val="24"/>
+          <w:szCs w:val="24"/>
+        </w:rPr>
+        <w:t>The Data Flow Diagram (DFD) is a graphical representation that illustrates how data moves through the crop yield prediction system and how it is processed at different stages to produce meaningful output. It helps in understanding the functional flow of the system by clearly showing inputs, processes, data stores, and outputs. In this project, the DFD is divided into two levels, namely Level 0 (Context Diagram) and Level 1, to provide both a high-level and detailed view of the system.</w:t>
+      </w:r>
+    </w:p>
+    <w:p>
+      <w:pPr>
+        <w:pStyle w:val="33"/>
+        <w:keepNext w:val="0"/>
+        <w:keepLines w:val="0"/>
+        <w:widowControl/>
+        <w:suppressLineNumbers w:val="0"/>
+        <w:jc w:val="left"/>
+        <w:rPr>
+          <w:rFonts w:hint="default" w:ascii="Times New Roman" w:hAnsi="Times New Roman" w:eastAsia="SimSun" w:cs="Times New Roman"/>
+          <w:b/>
+          <w:bCs/>
+          <w:sz w:val="24"/>
+          <w:szCs w:val="24"/>
+        </w:rPr>
+      </w:pPr>
+      <w:r>
+        <w:rPr>
+          <w:rFonts w:hint="default" w:ascii="Times New Roman" w:hAnsi="Times New Roman" w:eastAsia="SimSun" w:cs="Times New Roman"/>
+          <w:b/>
+          <w:bCs/>
+          <w:sz w:val="24"/>
+          <w:szCs w:val="24"/>
+        </w:rPr>
+        <w:t>DFD Level 0 (Context Diagram)</w:t>
+      </w:r>
+    </w:p>
+    <w:p>
+      <w:pPr>
+        <w:pStyle w:val="33"/>
+        <w:keepNext w:val="0"/>
+        <w:keepLines w:val="0"/>
+        <w:widowControl/>
+        <w:suppressLineNumbers w:val="0"/>
+        <w:jc w:val="both"/>
+      </w:pPr>
+      <w:r>
+        <w:t xml:space="preserve">The Level 0 DFD represents the entire system as a single process, emphasizing the interaction between external entities and the system. The primary external entities involved are the </w:t>
+      </w:r>
+      <w:r>
+        <w:rPr>
+          <w:rStyle w:val="34"/>
+        </w:rPr>
+        <w:t>user</w:t>
+      </w:r>
+      <w:r>
+        <w:t xml:space="preserve"> and the </w:t>
+      </w:r>
+      <w:r>
+        <w:rPr>
+          <w:rStyle w:val="34"/>
+        </w:rPr>
+        <w:t>data sources</w:t>
+      </w:r>
+      <w:r>
+        <w:t>. The user provides input parameters such as crop type, geographical location, rainfall, temperature, and other environmental factors. Simultaneously, historical agro-meteorological data is collected from external datasets and fed into the system.</w:t>
+      </w:r>
+      <w:r>
+        <w:rPr>
+          <w:rFonts w:hint="default"/>
+          <w:lang w:val="en-US"/>
+        </w:rPr>
+        <w:t xml:space="preserve"> </w:t>
+      </w:r>
+      <w:r>
+        <w:t>The system processes these inputs and generates the final output in the form of predicted crop yield. This level highlights the system boundary and the overall data exchange without revealing internal processing details. It is useful for giving a quick overview of how the system interacts with external components.</w:t>
+      </w:r>
+    </w:p>
+    <w:p>
+      <w:pPr>
+        <w:pStyle w:val="33"/>
+        <w:keepNext w:val="0"/>
+        <w:keepLines w:val="0"/>
+        <w:widowControl/>
+        <w:suppressLineNumbers w:val="0"/>
+        <w:jc w:val="both"/>
+        <w:rPr>
+          <w:rFonts w:hint="default"/>
+          <w:lang w:val="en-US"/>
+        </w:rPr>
+      </w:pPr>
+      <w:r>
+        <w:rPr>
+          <w:rFonts w:hint="default"/>
+          <w:lang w:val="en-US"/>
+        </w:rPr>
+        <w:drawing>
+          <wp:inline distT="0" distB="0" distL="114300" distR="114300">
+            <wp:extent cx="5483225" cy="2926080"/>
+            <wp:effectExtent l="0" t="0" r="3175" b="0"/>
+            <wp:docPr id="2" name="Picture 2" descr="s2"/>
+            <wp:cNvGraphicFramePr>
+              <a:graphicFrameLocks xmlns:a="http://schemas.openxmlformats.org/drawingml/2006/main" noChangeAspect="1"/>
+            </wp:cNvGraphicFramePr>
+            <a:graphic xmlns:a="http://schemas.openxmlformats.org/drawingml/2006/main">
+              <a:graphicData uri="http://schemas.openxmlformats.org/drawingml/2006/picture">
+                <pic:pic xmlns:pic="http://schemas.openxmlformats.org/drawingml/2006/picture">
+                  <pic:nvPicPr>
+                    <pic:cNvPr id="2" name="Picture 2" descr="s2"/>
+                    <pic:cNvPicPr>
+                      <a:picLocks noChangeAspect="1"/>
+                    </pic:cNvPicPr>
+                  </pic:nvPicPr>
+                  <pic:blipFill>
+                    <a:blip r:embed="rId11"/>
+                    <a:stretch>
+                      <a:fillRect/>
+                    </a:stretch>
+                  </pic:blipFill>
+                  <pic:spPr>
+                    <a:xfrm>
+                      <a:off x="0" y="0"/>
+                      <a:ext cx="5483225" cy="2926080"/>
+                    </a:xfrm>
+                    <a:prstGeom prst="rect">
+                      <a:avLst/>
+                    </a:prstGeom>
+                  </pic:spPr>
+                </pic:pic>
+              </a:graphicData>
+            </a:graphic>
+          </wp:inline>
+        </w:drawing>
+      </w:r>
+    </w:p>
+    <w:p>
+      <w:pPr>
+        <w:pStyle w:val="33"/>
+        <w:keepNext w:val="0"/>
+        <w:keepLines w:val="0"/>
+        <w:widowControl/>
+        <w:suppressLineNumbers w:val="0"/>
+        <w:jc w:val="left"/>
+        <w:rPr>
+          <w:rFonts w:hint="default" w:ascii="Times New Roman" w:hAnsi="Times New Roman" w:eastAsia="SimSun" w:cs="Times New Roman"/>
+          <w:b/>
+          <w:bCs/>
+          <w:sz w:val="24"/>
+          <w:szCs w:val="24"/>
+        </w:rPr>
+      </w:pPr>
+      <w:r>
+        <w:rPr>
+          <w:rFonts w:hint="default" w:ascii="Times New Roman" w:hAnsi="Times New Roman" w:eastAsia="SimSun" w:cs="Times New Roman"/>
+          <w:b/>
+          <w:bCs/>
+          <w:sz w:val="24"/>
+          <w:szCs w:val="24"/>
+        </w:rPr>
+        <w:t>DFD Level 1</w:t>
+      </w:r>
+    </w:p>
+    <w:p>
+      <w:pPr>
+        <w:pStyle w:val="33"/>
+        <w:keepNext w:val="0"/>
+        <w:keepLines w:val="0"/>
+        <w:widowControl/>
+        <w:suppressLineNumbers w:val="0"/>
+        <w:jc w:val="both"/>
+      </w:pPr>
+      <w:r>
+        <w:t xml:space="preserve">The Level 1 DFD provides a detailed breakdown of the main process into multiple interconnected sub-processes. The first stage is the </w:t>
+      </w:r>
+      <w:r>
+        <w:rPr>
+          <w:rStyle w:val="34"/>
+        </w:rPr>
+        <w:t>data collection module</w:t>
+      </w:r>
+      <w:r>
+        <w:t xml:space="preserve">, where raw historical data related to agriculture and weather conditions is gathered and stored. This data is then passed to the </w:t>
+      </w:r>
+      <w:r>
+        <w:rPr>
+          <w:rStyle w:val="34"/>
+        </w:rPr>
+        <w:t>data preprocessing module</w:t>
+      </w:r>
+      <w:r>
+        <w:t>, which performs operations such as handling missing values, removing inconsistencies, normalizing data, and encoding categorical variables.</w:t>
+      </w:r>
+      <w:r>
+        <w:rPr>
+          <w:rFonts w:hint="default"/>
+          <w:lang w:val="en-US"/>
+        </w:rPr>
+        <w:t xml:space="preserve"> </w:t>
+      </w:r>
+      <w:r>
+        <w:t xml:space="preserve">After preprocessing, the cleaned data is stored in a structured format and forwarded to the </w:t>
+      </w:r>
+      <w:r>
+        <w:rPr>
+          <w:rStyle w:val="34"/>
+        </w:rPr>
+        <w:t>feature engineering and selection module</w:t>
+      </w:r>
+      <w:r>
+        <w:t xml:space="preserve">, where relevant features are identified to improve model performance. The refined dataset is then used in the </w:t>
+      </w:r>
+      <w:r>
+        <w:rPr>
+          <w:rStyle w:val="34"/>
+        </w:rPr>
+        <w:t>model training module</w:t>
+      </w:r>
+      <w:r>
+        <w:t>, where the Histogram Gradient Boosting Regression (HGBR) algorithm is applied to build a predictive model by learning patterns from historical data.</w:t>
+      </w:r>
+    </w:p>
+    <w:p>
+      <w:pPr>
+        <w:pStyle w:val="33"/>
+        <w:keepNext w:val="0"/>
+        <w:keepLines w:val="0"/>
+        <w:widowControl/>
+        <w:suppressLineNumbers w:val="0"/>
+        <w:jc w:val="both"/>
+        <w:rPr>
+          <w:rFonts w:hint="default"/>
+          <w:lang w:val="en-US"/>
+        </w:rPr>
+      </w:pPr>
+      <w:r>
+        <w:rPr>
+          <w:rFonts w:hint="default"/>
+          <w:lang w:val="en-US"/>
+        </w:rPr>
+        <w:drawing>
+          <wp:inline distT="0" distB="0" distL="114300" distR="114300">
+            <wp:extent cx="5482590" cy="2338070"/>
+            <wp:effectExtent l="0" t="0" r="3810" b="8890"/>
+            <wp:docPr id="5" name="Picture 5" descr="s3"/>
+            <wp:cNvGraphicFramePr>
+              <a:graphicFrameLocks xmlns:a="http://schemas.openxmlformats.org/drawingml/2006/main" noChangeAspect="1"/>
+            </wp:cNvGraphicFramePr>
+            <a:graphic xmlns:a="http://schemas.openxmlformats.org/drawingml/2006/main">
+              <a:graphicData uri="http://schemas.openxmlformats.org/drawingml/2006/picture">
+                <pic:pic xmlns:pic="http://schemas.openxmlformats.org/drawingml/2006/picture">
+                  <pic:nvPicPr>
+                    <pic:cNvPr id="5" name="Picture 5" descr="s3"/>
+                    <pic:cNvPicPr>
+                      <a:picLocks noChangeAspect="1"/>
+                    </pic:cNvPicPr>
+                  </pic:nvPicPr>
+                  <pic:blipFill>
+                    <a:blip r:embed="rId12"/>
+                    <a:stretch>
+                      <a:fillRect/>
+                    </a:stretch>
+                  </pic:blipFill>
+                  <pic:spPr>
+                    <a:xfrm>
+                      <a:off x="0" y="0"/>
+                      <a:ext cx="5482590" cy="2338070"/>
+                    </a:xfrm>
+                    <a:prstGeom prst="rect">
+                      <a:avLst/>
+                    </a:prstGeom>
+                  </pic:spPr>
+                </pic:pic>
+              </a:graphicData>
+            </a:graphic>
+          </wp:inline>
+        </w:drawing>
+      </w:r>
+    </w:p>
+    <w:p>
+      <w:pPr>
+        <w:pStyle w:val="33"/>
+        <w:keepNext w:val="0"/>
+        <w:keepLines w:val="0"/>
+        <w:widowControl/>
+        <w:suppressLineNumbers w:val="0"/>
+        <w:jc w:val="both"/>
+      </w:pPr>
+      <w:r>
+        <w:t xml:space="preserve">Once the model is trained, it is stored and utilized by the </w:t>
+      </w:r>
+      <w:r>
+        <w:rPr>
+          <w:rStyle w:val="34"/>
+        </w:rPr>
+        <w:t>prediction module</w:t>
+      </w:r>
+      <w:r>
+        <w:t xml:space="preserve">, which accepts real-time user inputs and generates accurate crop yield predictions. The predicted results are then passed to the </w:t>
+      </w:r>
+      <w:r>
+        <w:rPr>
+          <w:rStyle w:val="34"/>
+        </w:rPr>
+        <w:t>visualization module</w:t>
+      </w:r>
+      <w:r>
+        <w:t>, where they are presented using graphs, charts, or summary statistics to help users interpret the results effectively.</w:t>
+      </w:r>
+    </w:p>
+    <w:p>
+      <w:pPr>
+        <w:pStyle w:val="33"/>
+        <w:keepNext w:val="0"/>
+        <w:keepLines w:val="0"/>
+        <w:widowControl/>
+        <w:suppressLineNumbers w:val="0"/>
+        <w:jc w:val="both"/>
+      </w:pPr>
+      <w:r>
+        <w:t>Additionally, intermediate data stores may be used to save processed datasets and trained models, ensuring reusability and efficiency. Overall, the DFD provides a structured and systematic view of data movement within the system, making it easier to understand, design, and implement the application while ensuring clarity and modularity.</w:t>
+      </w:r>
+    </w:p>
+    <w:p>
+      <w:pPr>
+        <w:pStyle w:val="4"/>
+        <w:keepNext w:val="0"/>
+        <w:keepLines w:val="0"/>
+        <w:widowControl/>
+        <w:suppressLineNumbers w:val="0"/>
+        <w:rPr>
+          <w:rFonts w:hint="default" w:ascii="Times New Roman" w:hAnsi="Times New Roman" w:cs="Times New Roman"/>
+          <w:color w:val="auto"/>
+          <w:sz w:val="24"/>
+          <w:szCs w:val="24"/>
+          <w:shd w:val="clear" w:color="auto" w:fill="auto"/>
+        </w:rPr>
+      </w:pPr>
+      <w:r>
+        <w:rPr>
+          <w:rStyle w:val="34"/>
+          <w:rFonts w:hint="default" w:ascii="Times New Roman" w:hAnsi="Times New Roman" w:cs="Times New Roman"/>
+          <w:b/>
+          <w:bCs/>
+          <w:color w:val="auto"/>
+          <w:sz w:val="24"/>
+          <w:szCs w:val="24"/>
+          <w:shd w:val="clear" w:color="auto" w:fill="auto"/>
+        </w:rPr>
+        <w:t>4.3 Dataset Description and Attributes</w:t>
+      </w:r>
+    </w:p>
+    <w:p>
+      <w:pPr>
+        <w:pStyle w:val="33"/>
+        <w:keepNext w:val="0"/>
+        <w:keepLines w:val="0"/>
+        <w:widowControl/>
+        <w:suppressLineNumbers w:val="0"/>
+        <w:jc w:val="both"/>
+      </w:pPr>
+      <w:r>
+        <w:t>The performance of the crop yield prediction system largely depends on the quality and relevance of the dataset used. In this project, historical agro-meteorological data related to agriculture in India is utilized to train and evaluate the machine learning model. The dataset consists of multiple records collected over different years, representing various environmental and agricultural factors that influence crop production.</w:t>
+      </w:r>
+    </w:p>
+    <w:p>
+      <w:pPr>
+        <w:pStyle w:val="33"/>
+        <w:keepNext w:val="0"/>
+        <w:keepLines w:val="0"/>
+        <w:widowControl/>
+        <w:suppressLineNumbers w:val="0"/>
+        <w:jc w:val="both"/>
+      </w:pPr>
+      <w:r>
+        <w:t>The dataset includes information such as rainfall, temperature, soil characteristics, crop type, and corresponding yield values. These attributes are essential for identifying patterns and relationships between environmental conditions and crop productivity. The data is obtained from reliable sources such as agricultural databases and publicly available datasets, ensuring authenticity and consistency.</w:t>
+      </w:r>
+    </w:p>
+    <w:p>
+      <w:pPr>
+        <w:pStyle w:val="33"/>
+        <w:keepNext w:val="0"/>
+        <w:keepLines w:val="0"/>
+        <w:widowControl/>
+        <w:suppressLineNumbers w:val="0"/>
+        <w:jc w:val="both"/>
+      </w:pPr>
+      <w:r>
+        <w:t>Before using the dataset, preprocessing steps are applied to handle missing or inconsistent values, normalize numerical features, and encode categorical variables such as crop type and soil type. This ensures that the dataset is clean, structured, and suitable for training the Histogram Gradient Boosting Regression (HGBR) model.</w:t>
+      </w:r>
+    </w:p>
+    <w:p>
+      <w:pPr>
+        <w:pStyle w:val="33"/>
+        <w:keepNext w:val="0"/>
+        <w:keepLines w:val="0"/>
+        <w:widowControl/>
+        <w:suppressLineNumbers w:val="0"/>
+        <w:jc w:val="both"/>
+      </w:pPr>
+      <w:r>
+        <w:t>Each record in the dataset represents a specific observation containing input features and the corresponding output (crop yield). The attributes in the dataset can be broadly classified into input features and target variables.</w:t>
+      </w:r>
+    </w:p>
+    <w:p>
+      <w:pPr>
+        <w:pStyle w:val="5"/>
+        <w:keepNext w:val="0"/>
+        <w:keepLines w:val="0"/>
+        <w:widowControl/>
+        <w:suppressLineNumbers w:val="0"/>
+        <w:rPr>
+          <w:rFonts w:hint="default" w:ascii="Times New Roman" w:hAnsi="Times New Roman" w:cs="Times New Roman"/>
+          <w:i w:val="0"/>
+          <w:iCs w:val="0"/>
+          <w:color w:val="auto"/>
+        </w:rPr>
+      </w:pPr>
+      <w:r>
+        <w:rPr>
+          <w:rStyle w:val="34"/>
+          <w:rFonts w:hint="default" w:ascii="Times New Roman" w:hAnsi="Times New Roman" w:cs="Times New Roman"/>
+          <w:b/>
+          <w:bCs/>
+          <w:i w:val="0"/>
+          <w:iCs w:val="0"/>
+          <w:color w:val="auto"/>
+        </w:rPr>
+        <w:t>Attributes Description</w:t>
+      </w:r>
+    </w:p>
+    <w:p>
+      <w:pPr>
+        <w:pStyle w:val="33"/>
+        <w:keepNext w:val="0"/>
+        <w:keepLines w:val="0"/>
+        <w:widowControl/>
+        <w:numPr>
+          <w:ilvl w:val="0"/>
+          <w:numId w:val="8"/>
+        </w:numPr>
+        <w:suppressLineNumbers w:val="0"/>
+        <w:ind w:left="420" w:leftChars="0" w:hanging="420" w:firstLineChars="0"/>
+      </w:pPr>
+      <w:r>
+        <w:rPr>
+          <w:rStyle w:val="34"/>
+        </w:rPr>
+        <w:t>Crop Type</w:t>
+      </w:r>
+      <w:r>
+        <w:t>: Specifies the type of crop being cultivated (e.g., rice, wheat, maize). This is a categorical attribute.</w:t>
+      </w:r>
+    </w:p>
+    <w:p>
+      <w:pPr>
+        <w:pStyle w:val="33"/>
+        <w:keepNext w:val="0"/>
+        <w:keepLines w:val="0"/>
+        <w:widowControl/>
+        <w:numPr>
+          <w:ilvl w:val="0"/>
+          <w:numId w:val="8"/>
+        </w:numPr>
+        <w:suppressLineNumbers w:val="0"/>
+        <w:ind w:left="420" w:leftChars="0" w:hanging="420" w:firstLineChars="0"/>
+      </w:pPr>
+      <w:r>
+        <w:rPr>
+          <w:rStyle w:val="34"/>
+        </w:rPr>
+        <w:t>Location/State</w:t>
+      </w:r>
+      <w:r>
+        <w:t>: Represents the geographical region where the crop is grown.</w:t>
+      </w:r>
+    </w:p>
+    <w:p>
+      <w:pPr>
+        <w:pStyle w:val="33"/>
+        <w:keepNext w:val="0"/>
+        <w:keepLines w:val="0"/>
+        <w:widowControl/>
+        <w:numPr>
+          <w:ilvl w:val="0"/>
+          <w:numId w:val="8"/>
+        </w:numPr>
+        <w:suppressLineNumbers w:val="0"/>
+        <w:ind w:left="420" w:leftChars="0" w:hanging="420" w:firstLineChars="0"/>
+      </w:pPr>
+      <w:r>
+        <w:rPr>
+          <w:rStyle w:val="34"/>
+        </w:rPr>
+        <w:t>Rainfall</w:t>
+      </w:r>
+      <w:r>
+        <w:t>: Measures the amount of rainfall received (in mm), which significantly affects crop growth</w:t>
+      </w:r>
+      <w:r>
+        <w:rPr>
+          <w:rFonts w:hint="default"/>
+          <w:lang w:val="en-US"/>
+        </w:rPr>
+        <w:t>.</w:t>
+      </w:r>
+    </w:p>
+    <w:p>
+      <w:pPr>
+        <w:pStyle w:val="33"/>
+        <w:keepNext w:val="0"/>
+        <w:keepLines w:val="0"/>
+        <w:widowControl/>
+        <w:numPr>
+          <w:ilvl w:val="0"/>
+          <w:numId w:val="8"/>
+        </w:numPr>
+        <w:suppressLineNumbers w:val="0"/>
+        <w:ind w:left="420" w:leftChars="0" w:hanging="420" w:firstLineChars="0"/>
+      </w:pPr>
+      <w:r>
+        <w:rPr>
+          <w:rStyle w:val="34"/>
+        </w:rPr>
+        <w:t>Temperature</w:t>
+      </w:r>
+      <w:r>
+        <w:t>: Indicates the average temperature (in °C) during the growing season.</w:t>
+      </w:r>
+    </w:p>
+    <w:p>
+      <w:pPr>
+        <w:pStyle w:val="33"/>
+        <w:keepNext w:val="0"/>
+        <w:keepLines w:val="0"/>
+        <w:widowControl/>
+        <w:numPr>
+          <w:ilvl w:val="0"/>
+          <w:numId w:val="8"/>
+        </w:numPr>
+        <w:suppressLineNumbers w:val="0"/>
+        <w:ind w:left="420" w:leftChars="0" w:hanging="420" w:firstLineChars="0"/>
+      </w:pPr>
+      <w:r>
+        <w:rPr>
+          <w:rStyle w:val="34"/>
+        </w:rPr>
+        <w:t>Soil Type</w:t>
+      </w:r>
+      <w:r>
+        <w:t>: Describes the type of soil (e.g., sandy, clay, loamy), influencing nutrient availability.</w:t>
+      </w:r>
+    </w:p>
+    <w:p>
+      <w:pPr>
+        <w:pStyle w:val="33"/>
+        <w:keepNext w:val="0"/>
+        <w:keepLines w:val="0"/>
+        <w:widowControl/>
+        <w:numPr>
+          <w:ilvl w:val="0"/>
+          <w:numId w:val="8"/>
+        </w:numPr>
+        <w:suppressLineNumbers w:val="0"/>
+        <w:ind w:left="420" w:leftChars="0" w:hanging="420" w:firstLineChars="0"/>
+      </w:pPr>
+      <w:r>
+        <w:rPr>
+          <w:rStyle w:val="34"/>
+        </w:rPr>
+        <w:t>Humidity</w:t>
+      </w:r>
+      <w:r>
+        <w:t>: Represents atmospheric moisture levels, impacting plant health.</w:t>
+      </w:r>
+    </w:p>
+    <w:p>
+      <w:pPr>
+        <w:pStyle w:val="33"/>
+        <w:keepNext w:val="0"/>
+        <w:keepLines w:val="0"/>
+        <w:widowControl/>
+        <w:numPr>
+          <w:ilvl w:val="0"/>
+          <w:numId w:val="8"/>
+        </w:numPr>
+        <w:suppressLineNumbers w:val="0"/>
+        <w:ind w:left="420" w:leftChars="0" w:hanging="420" w:firstLineChars="0"/>
+      </w:pPr>
+      <w:r>
+        <w:rPr>
+          <w:rStyle w:val="34"/>
+        </w:rPr>
+        <w:t>Fertilizer Usage</w:t>
+      </w:r>
+      <w:r>
+        <w:t>: Indicates the quantity or type of fertilizer applied.</w:t>
+      </w:r>
+    </w:p>
+    <w:p>
+      <w:pPr>
+        <w:pStyle w:val="33"/>
+        <w:keepNext w:val="0"/>
+        <w:keepLines w:val="0"/>
+        <w:widowControl/>
+        <w:numPr>
+          <w:ilvl w:val="0"/>
+          <w:numId w:val="8"/>
+        </w:numPr>
+        <w:suppressLineNumbers w:val="0"/>
+        <w:ind w:left="420" w:leftChars="0" w:hanging="420" w:firstLineChars="0"/>
+      </w:pPr>
+      <w:r>
+        <w:rPr>
+          <w:rStyle w:val="34"/>
+        </w:rPr>
+        <w:t>Crop Yield (Target Variable)</w:t>
+      </w:r>
+      <w:r>
+        <w:t>: Represents the output yield (e.g., tons per hectare), which is the value predicted by the model.</w:t>
+      </w:r>
+    </w:p>
+    <w:p>
+      <w:pPr>
+        <w:pStyle w:val="33"/>
+        <w:keepNext w:val="0"/>
+        <w:keepLines w:val="0"/>
+        <w:widowControl/>
+        <w:suppressLineNumbers w:val="0"/>
+      </w:pPr>
+      <w:r>
+        <w:t>The dataset plays a crucial role in enabling the model to learn complex relationships between input variables and crop yield. A well-structured and diverse dataset ensures better generalization and improves prediction accuracy across different agricultural conditions.</w:t>
+      </w:r>
+    </w:p>
+    <w:p>
+      <w:pPr>
+        <w:pStyle w:val="33"/>
+        <w:keepNext w:val="0"/>
+        <w:keepLines w:val="0"/>
+        <w:widowControl/>
+        <w:suppressLineNumbers w:val="0"/>
+        <w:jc w:val="both"/>
+        <w:rPr>
+          <w:rFonts w:hint="default"/>
+          <w:b/>
+          <w:bCs/>
+          <w:lang w:val="en-US"/>
+        </w:rPr>
+      </w:pPr>
+      <w:r>
+        <w:rPr>
+          <w:rFonts w:hint="default"/>
+          <w:b/>
+          <w:bCs/>
+          <w:lang w:val="en-US"/>
+        </w:rPr>
+        <w:t>4.4 Feature Engineering and Selection</w:t>
+      </w:r>
+    </w:p>
+    <w:p>
+      <w:pPr>
+        <w:pStyle w:val="33"/>
+        <w:keepNext w:val="0"/>
+        <w:keepLines w:val="0"/>
+        <w:widowControl/>
+        <w:suppressLineNumbers w:val="0"/>
+        <w:jc w:val="both"/>
+      </w:pPr>
+      <w:r>
+        <w:t>Feature engineering and selection play a crucial role in improving the performance and accuracy of the crop yield prediction model. This stage focuses on transforming raw data into meaningful features and selecting the most relevant attributes that significantly influence crop yield.</w:t>
+      </w:r>
+    </w:p>
+    <w:p>
+      <w:pPr>
+        <w:pStyle w:val="33"/>
+        <w:keepNext w:val="0"/>
+        <w:keepLines w:val="0"/>
+        <w:widowControl/>
+        <w:suppressLineNumbers w:val="0"/>
+        <w:jc w:val="both"/>
+      </w:pPr>
+      <w:r>
+        <w:t xml:space="preserve">Initially, in the </w:t>
+      </w:r>
+      <w:r>
+        <w:rPr>
+          <w:rStyle w:val="34"/>
+        </w:rPr>
+        <w:t>feature engineering phase</w:t>
+      </w:r>
+      <w:r>
+        <w:t>, new features are derived from the existing dataset to enhance the predictive capability of the model. This includes operations such as combining related attributes, converting raw values into meaningful formats, and extracting useful information from existing variables. For example, seasonal patterns can be inferred from temperature and rainfall data, and categorical variables such as crop type and soil type are converted into numerical representations using encoding techniques like label encoding or one-hot encoding. Additionally, normalization or scaling techniques are applied to numerical features to ensure uniformity and improve model efficiency.</w:t>
+      </w:r>
+    </w:p>
+    <w:p>
+      <w:pPr>
+        <w:pStyle w:val="33"/>
+        <w:keepNext w:val="0"/>
+        <w:keepLines w:val="0"/>
+        <w:widowControl/>
+        <w:suppressLineNumbers w:val="0"/>
+        <w:jc w:val="both"/>
+      </w:pPr>
+      <w:r>
+        <w:t>Handling missing and inconsistent data is also an essential part of feature engineering. Techniques such as mean/median imputation or removal of incomplete records are applied to maintain data quality. Outliers are identified and treated to prevent distortion in model learning. These steps ensure that the dataset becomes clean, consistent, and suitable for machine learning algorithms.</w:t>
+      </w:r>
+    </w:p>
+    <w:p>
+      <w:pPr>
+        <w:pStyle w:val="33"/>
+        <w:keepNext w:val="0"/>
+        <w:keepLines w:val="0"/>
+        <w:widowControl/>
+        <w:suppressLineNumbers w:val="0"/>
+        <w:jc w:val="both"/>
+      </w:pPr>
+      <w:r>
+        <w:t xml:space="preserve">Following feature engineering, the </w:t>
+      </w:r>
+      <w:r>
+        <w:rPr>
+          <w:rStyle w:val="34"/>
+        </w:rPr>
+        <w:t>feature selection phase</w:t>
+      </w:r>
+      <w:r>
+        <w:t xml:space="preserve"> is performed to identify the most important attributes that contribute to accurate prediction. Not all features equally impact crop yield, and including irrelevant or redundant features can lead to overfitting and reduced performance. Therefore, statistical methods and model-based techniques are used to evaluate feature importance. In this project, feature importance scores derived from the Histogram Gradient Boosting Regression (HGBR) model help in selecting significant features such as rainfall, temperature, and soil characteristics.</w:t>
+      </w:r>
+    </w:p>
+    <w:p>
+      <w:pPr>
+        <w:pStyle w:val="33"/>
+        <w:keepNext w:val="0"/>
+        <w:keepLines w:val="0"/>
+        <w:widowControl/>
+        <w:suppressLineNumbers w:val="0"/>
+        <w:jc w:val="both"/>
+      </w:pPr>
+      <w:r>
+        <w:t>By reducing the number of unnecessary features, feature selection improves model interpretability, reduces computational complexity, and enhances prediction accuracy. Overall, this stage ensures that only the most relevant and informative features are used, making the model more efficient, robust, and reliable for predicting crop yield under varying agricultural conditions.</w:t>
+      </w:r>
+    </w:p>
+    <w:p>
+      <w:pPr>
+        <w:pStyle w:val="33"/>
+        <w:keepNext w:val="0"/>
+        <w:keepLines w:val="0"/>
+        <w:widowControl/>
+        <w:suppressLineNumbers w:val="0"/>
+        <w:jc w:val="both"/>
+        <w:rPr>
+          <w:rFonts w:hint="default"/>
+          <w:b/>
+          <w:bCs/>
+          <w:lang w:val="en-US"/>
+        </w:rPr>
+      </w:pPr>
+    </w:p>
+    <w:p>
+      <w:pPr>
+        <w:pStyle w:val="4"/>
+        <w:keepNext w:val="0"/>
+        <w:keepLines w:val="0"/>
+        <w:widowControl/>
+        <w:suppressLineNumbers w:val="0"/>
+        <w:rPr>
+          <w:rFonts w:hint="default" w:ascii="Times New Roman" w:hAnsi="Times New Roman" w:cs="Times New Roman"/>
+          <w:b/>
+          <w:bCs/>
+          <w:color w:val="auto"/>
+          <w:sz w:val="24"/>
+          <w:szCs w:val="24"/>
+        </w:rPr>
+      </w:pPr>
+      <w:r>
+        <w:rPr>
+          <w:rStyle w:val="34"/>
+          <w:rFonts w:hint="default" w:ascii="Times New Roman" w:hAnsi="Times New Roman" w:cs="Times New Roman"/>
+          <w:b/>
+          <w:bCs/>
+          <w:color w:val="auto"/>
+          <w:sz w:val="24"/>
+          <w:szCs w:val="24"/>
+        </w:rPr>
+        <w:t>4.5 Model Training and Evaluation</w:t>
+      </w:r>
+    </w:p>
+    <w:p>
+      <w:pPr>
+        <w:pStyle w:val="33"/>
+        <w:keepNext w:val="0"/>
+        <w:keepLines w:val="0"/>
+        <w:widowControl/>
+        <w:suppressLineNumbers w:val="0"/>
+      </w:pPr>
+      <w:r>
+        <w:t>Model training and evaluation are critical stages in developing an accurate and reliable crop yield prediction system. In this project, the Histogram Gradient Boosting Regression (HGBR) algorithm is used to train the model on historical agro-meteorological data and evaluate its predictive performance.</w:t>
+      </w:r>
+    </w:p>
+    <w:p>
+      <w:pPr>
+        <w:pStyle w:val="33"/>
+        <w:keepNext w:val="0"/>
+        <w:keepLines w:val="0"/>
+        <w:widowControl/>
+        <w:suppressLineNumbers w:val="0"/>
+      </w:pPr>
+      <w:r>
+        <w:t xml:space="preserve">During the </w:t>
+      </w:r>
+      <w:r>
+        <w:rPr>
+          <w:rStyle w:val="34"/>
+        </w:rPr>
+        <w:t>model training phase</w:t>
+      </w:r>
+      <w:r>
+        <w:t>, the preprocessed dataset is divided into training and testing sets to ensure unbiased evaluation. Typically, a major portion of the data is used for training the model, while the remaining portion is reserved for testing. The training data is fed into the HGBR algorithm, which builds an ensemble of decision trees in an iterative manner. Each subsequent tree focuses on correcting the errors made by the previous ones, thereby improving the overall accuracy of the model.</w:t>
+      </w:r>
+    </w:p>
+    <w:p>
+      <w:pPr>
+        <w:pStyle w:val="33"/>
+        <w:keepNext w:val="0"/>
+        <w:keepLines w:val="0"/>
+        <w:widowControl/>
+        <w:suppressLineNumbers w:val="0"/>
+      </w:pPr>
+      <w:r>
+        <w:t>The algorithm efficiently handles large datasets and supports faster training by grouping continuous features into histograms, making it suitable for lightweight machine learning applications. Hyperparameters such as learning rate, number of iterations, and maximum depth are tuned to achieve optimal performance and avoid overfitting or underfitting.</w:t>
+      </w:r>
+    </w:p>
+    <w:p>
+      <w:pPr>
+        <w:pStyle w:val="33"/>
+        <w:keepNext w:val="0"/>
+        <w:keepLines w:val="0"/>
+        <w:widowControl/>
+        <w:suppressLineNumbers w:val="0"/>
+      </w:pPr>
+      <w:r>
+        <w:t xml:space="preserve">In the </w:t>
+      </w:r>
+      <w:r>
+        <w:rPr>
+          <w:rStyle w:val="34"/>
+        </w:rPr>
+        <w:t>evaluation phase</w:t>
+      </w:r>
+      <w:r>
+        <w:t>, the trained model is tested using unseen data to measure its prediction accuracy and generalization capability. Various evaluation metrics are used to assess performance, including Mean Absolute Error (MAE), Root Mean Squared Error (RMSE), and the R² score. MAE provides the average magnitude of prediction errors, RMSE penalizes larger errors more significantly, and the R² score indicates how well the model explains the variance in the data.</w:t>
+      </w:r>
+    </w:p>
+    <w:p>
+      <w:pPr>
+        <w:pStyle w:val="33"/>
+        <w:keepNext w:val="0"/>
+        <w:keepLines w:val="0"/>
+        <w:widowControl/>
+        <w:suppressLineNumbers w:val="0"/>
+      </w:pPr>
+      <w:r>
+        <w:t>The evaluation results help in understanding the effectiveness of the model and identifying areas for improvement. If necessary, the model is fine-tuned by adjusting parameters or improving feature selection. Overall, this stage ensures that the developed model is accurate, efficient, and capable of making reliable crop yield predictions under different conditions.</w:t>
+      </w:r>
+    </w:p>
+    <w:p>
+      <w:pPr>
+        <w:pStyle w:val="33"/>
+        <w:keepNext w:val="0"/>
+        <w:keepLines w:val="0"/>
+        <w:widowControl/>
+        <w:suppressLineNumbers w:val="0"/>
+        <w:rPr>
+          <w:rFonts w:hint="default"/>
+          <w:lang w:val="en-US"/>
+        </w:rPr>
+      </w:pPr>
+      <w:r>
+        <w:rPr>
+          <w:rFonts w:hint="default"/>
+          <w:lang w:val="en-US"/>
+        </w:rPr>
+        <w:drawing>
+          <wp:inline distT="0" distB="0" distL="114300" distR="114300">
+            <wp:extent cx="5485130" cy="2594610"/>
+            <wp:effectExtent l="0" t="0" r="1270" b="11430"/>
+            <wp:docPr id="7" name="Picture 7" descr="s2"/>
+            <wp:cNvGraphicFramePr>
+              <a:graphicFrameLocks xmlns:a="http://schemas.openxmlformats.org/drawingml/2006/main" noChangeAspect="1"/>
+            </wp:cNvGraphicFramePr>
+            <a:graphic xmlns:a="http://schemas.openxmlformats.org/drawingml/2006/main">
+              <a:graphicData uri="http://schemas.openxmlformats.org/drawingml/2006/picture">
+                <pic:pic xmlns:pic="http://schemas.openxmlformats.org/drawingml/2006/picture">
+                  <pic:nvPicPr>
+                    <pic:cNvPr id="7" name="Picture 7" descr="s2"/>
+                    <pic:cNvPicPr>
+                      <a:picLocks noChangeAspect="1"/>
+                    </pic:cNvPicPr>
+                  </pic:nvPicPr>
+                  <pic:blipFill>
+                    <a:blip r:embed="rId13"/>
+                    <a:stretch>
+                      <a:fillRect/>
+                    </a:stretch>
+                  </pic:blipFill>
+                  <pic:spPr>
+                    <a:xfrm>
+                      <a:off x="0" y="0"/>
+                      <a:ext cx="5485130" cy="2594610"/>
+                    </a:xfrm>
+                    <a:prstGeom prst="rect">
+                      <a:avLst/>
+                    </a:prstGeom>
+                  </pic:spPr>
+                </pic:pic>
+              </a:graphicData>
+            </a:graphic>
+          </wp:inline>
+        </w:drawing>
+      </w:r>
+    </w:p>
+    <w:p>
+      <w:pPr>
+        <w:pStyle w:val="33"/>
+        <w:keepNext w:val="0"/>
+        <w:keepLines w:val="0"/>
+        <w:widowControl/>
+        <w:suppressLineNumbers w:val="0"/>
+        <w:jc w:val="center"/>
+        <w:rPr>
+          <w:rFonts w:hint="default"/>
+          <w:lang w:val="en-US"/>
+        </w:rPr>
+      </w:pPr>
+      <w:r>
+        <w:rPr>
+          <w:rFonts w:hint="default"/>
+          <w:lang w:val="en-US"/>
+        </w:rPr>
+        <w:t>Fig-2: Sequence Diagram</w:t>
+      </w:r>
+    </w:p>
+    <w:p>
+      <w:pPr>
+        <w:pStyle w:val="33"/>
+        <w:keepNext w:val="0"/>
+        <w:keepLines w:val="0"/>
+        <w:widowControl/>
+        <w:suppressLineNumbers w:val="0"/>
+        <w:rPr>
+          <w:rFonts w:hint="default"/>
+          <w:b/>
+          <w:bCs/>
+          <w:lang w:val="en-US"/>
+        </w:rPr>
+      </w:pPr>
+      <w:r>
+        <w:rPr>
+          <w:rFonts w:hint="default"/>
+          <w:b/>
+          <w:bCs/>
+          <w:lang w:val="en-US"/>
+        </w:rPr>
+        <w:t>4.6 Design Considerations</w:t>
+      </w:r>
+    </w:p>
+    <w:p>
+      <w:pPr>
+        <w:pStyle w:val="33"/>
+        <w:keepNext w:val="0"/>
+        <w:keepLines w:val="0"/>
+        <w:widowControl/>
+        <w:suppressLineNumbers w:val="0"/>
+        <w:jc w:val="both"/>
+      </w:pPr>
+      <w:r>
+        <w:t>The design of the crop yield prediction system is guided by several important considerations to ensure efficiency, accuracy, scalability, and ease of use. These considerations help in developing a robust system that can handle real-world agricultural data and provide reliable predictions.</w:t>
+      </w:r>
+    </w:p>
+    <w:p>
+      <w:pPr>
+        <w:pStyle w:val="33"/>
+        <w:keepNext w:val="0"/>
+        <w:keepLines w:val="0"/>
+        <w:widowControl/>
+        <w:suppressLineNumbers w:val="0"/>
+        <w:jc w:val="both"/>
+      </w:pPr>
+      <w:r>
+        <w:t xml:space="preserve">One of the primary considerations is </w:t>
+      </w:r>
+      <w:r>
+        <w:rPr>
+          <w:rStyle w:val="34"/>
+        </w:rPr>
+        <w:t>simplicity and lightweight implementation</w:t>
+      </w:r>
+      <w:r>
+        <w:t>. The system is designed using the Histogram Gradient Boosting Regression (HGBR) algorithm, which provides high accuracy while maintaining low computational complexity. This makes the system suitable for execution on machines with limited resources.</w:t>
+      </w:r>
+    </w:p>
+    <w:p>
+      <w:pPr>
+        <w:pStyle w:val="33"/>
+        <w:keepNext w:val="0"/>
+        <w:keepLines w:val="0"/>
+        <w:widowControl/>
+        <w:suppressLineNumbers w:val="0"/>
+        <w:jc w:val="both"/>
+      </w:pPr>
+      <w:r>
+        <w:t xml:space="preserve">Another key factor is </w:t>
+      </w:r>
+      <w:r>
+        <w:rPr>
+          <w:rStyle w:val="34"/>
+        </w:rPr>
+        <w:t>data quality and preprocessing</w:t>
+      </w:r>
+      <w:r>
+        <w:t>. Since the system relies heavily on historical agro-meteorological data, careful attention is given to handling missing values, noise, and inconsistencies in the dataset. Proper preprocessing ensures that the model receives clean and meaningful input, which directly impacts prediction performance.</w:t>
+      </w:r>
+    </w:p>
+    <w:p>
+      <w:pPr>
+        <w:pStyle w:val="33"/>
+        <w:keepNext w:val="0"/>
+        <w:keepLines w:val="0"/>
+        <w:widowControl/>
+        <w:suppressLineNumbers w:val="0"/>
+        <w:jc w:val="both"/>
+      </w:pPr>
+      <w:r>
+        <w:rPr>
+          <w:rStyle w:val="34"/>
+        </w:rPr>
+        <w:t>Scalability</w:t>
+      </w:r>
+      <w:r>
+        <w:t xml:space="preserve"> is also an important design aspect. The system is structured in a modular way, allowing easy integration of additional datasets, new features, or alternative machine learning models in the future. This ensures that the system can be extended to support different regions, crops, or environmental conditions.</w:t>
+      </w:r>
+    </w:p>
+    <w:p>
+      <w:pPr>
+        <w:pStyle w:val="33"/>
+        <w:keepNext w:val="0"/>
+        <w:keepLines w:val="0"/>
+        <w:widowControl/>
+        <w:suppressLineNumbers w:val="0"/>
+        <w:jc w:val="both"/>
+      </w:pPr>
+      <w:r>
+        <w:t xml:space="preserve">The system also emphasizes </w:t>
+      </w:r>
+      <w:r>
+        <w:rPr>
+          <w:rStyle w:val="34"/>
+        </w:rPr>
+        <w:t>accuracy and performance optimization</w:t>
+      </w:r>
+      <w:r>
+        <w:t>. Feature selection and hyperparameter tuning are incorporated to enhance model efficiency and avoid issues such as overfitting or underfitting. The use of appropriate evaluation metrics ensures that the model performs reliably across different datasets.</w:t>
+      </w:r>
+    </w:p>
+    <w:p>
+      <w:pPr>
+        <w:pStyle w:val="33"/>
+        <w:keepNext w:val="0"/>
+        <w:keepLines w:val="0"/>
+        <w:widowControl/>
+        <w:suppressLineNumbers w:val="0"/>
+        <w:jc w:val="both"/>
+      </w:pPr>
+      <w:r>
+        <w:t xml:space="preserve">Another consideration is </w:t>
+      </w:r>
+      <w:r>
+        <w:rPr>
+          <w:rStyle w:val="34"/>
+        </w:rPr>
+        <w:t>user-friendliness and interpretability</w:t>
+      </w:r>
+      <w:r>
+        <w:t>. The system is designed to present results in a clear and understandable format using visualizations such as graphs and charts. This helps users, including farmers and researchers, to easily interpret predictions and make informed decisions.</w:t>
+      </w:r>
+    </w:p>
+    <w:p>
+      <w:pPr>
+        <w:pStyle w:val="33"/>
+        <w:keepNext w:val="0"/>
+        <w:keepLines w:val="0"/>
+        <w:widowControl/>
+        <w:suppressLineNumbers w:val="0"/>
+        <w:jc w:val="both"/>
+      </w:pPr>
+      <w:r>
+        <w:t xml:space="preserve">Finally, </w:t>
+      </w:r>
+      <w:r>
+        <w:rPr>
+          <w:rStyle w:val="34"/>
+        </w:rPr>
+        <w:t>platform independence and flexibility</w:t>
+      </w:r>
+      <w:r>
+        <w:t xml:space="preserve"> are maintained by implementing the system in Python, allowing it to run on multiple operating systems. Overall, these design considerations ensure that the system is efficient, adaptable, and capable of delivering accurate crop yield predictions in practical scenarios.</w:t>
+      </w:r>
+    </w:p>
+    <w:p>
+      <w:pPr>
+        <w:keepNext w:val="0"/>
+        <w:keepLines w:val="0"/>
+        <w:widowControl/>
+        <w:suppressLineNumbers w:val="0"/>
+        <w:rPr>
+          <w:rFonts w:hint="default"/>
+          <w:lang w:val="en-US"/>
+        </w:rPr>
+      </w:pPr>
+    </w:p>
+    <w:p>
+      <w:pPr>
+        <w:keepNext w:val="0"/>
+        <w:keepLines w:val="0"/>
+        <w:widowControl/>
+        <w:suppressLineNumbers w:val="0"/>
+        <w:rPr>
+          <w:rFonts w:hint="default"/>
+          <w:lang w:val="en-US"/>
+        </w:rPr>
+      </w:pPr>
+      <w:r>
+        <w:rPr>
+          <w:rFonts w:hint="default"/>
+          <w:lang w:val="en-US"/>
+        </w:rPr>
+        <w:drawing>
+          <wp:inline distT="0" distB="0" distL="114300" distR="114300">
+            <wp:extent cx="5478780" cy="3413125"/>
+            <wp:effectExtent l="0" t="0" r="7620" b="635"/>
+            <wp:docPr id="8" name="Picture 8" descr="s3"/>
+            <wp:cNvGraphicFramePr>
+              <a:graphicFrameLocks xmlns:a="http://schemas.openxmlformats.org/drawingml/2006/main" noChangeAspect="1"/>
+            </wp:cNvGraphicFramePr>
+            <a:graphic xmlns:a="http://schemas.openxmlformats.org/drawingml/2006/main">
+              <a:graphicData uri="http://schemas.openxmlformats.org/drawingml/2006/picture">
+                <pic:pic xmlns:pic="http://schemas.openxmlformats.org/drawingml/2006/picture">
+                  <pic:nvPicPr>
+                    <pic:cNvPr id="8" name="Picture 8" descr="s3"/>
+                    <pic:cNvPicPr>
+                      <a:picLocks noChangeAspect="1"/>
+                    </pic:cNvPicPr>
+                  </pic:nvPicPr>
+                  <pic:blipFill>
+                    <a:blip r:embed="rId14"/>
+                    <a:stretch>
+                      <a:fillRect/>
+                    </a:stretch>
+                  </pic:blipFill>
+                  <pic:spPr>
+                    <a:xfrm>
+                      <a:off x="0" y="0"/>
+                      <a:ext cx="5478780" cy="3413125"/>
+                    </a:xfrm>
+                    <a:prstGeom prst="rect">
+                      <a:avLst/>
+                    </a:prstGeom>
+                  </pic:spPr>
+                </pic:pic>
+              </a:graphicData>
+            </a:graphic>
+          </wp:inline>
+        </w:drawing>
+      </w:r>
+    </w:p>
+    <w:p>
+      <w:pPr>
+        <w:keepNext w:val="0"/>
+        <w:keepLines w:val="0"/>
+        <w:widowControl/>
+        <w:suppressLineNumbers w:val="0"/>
+        <w:rPr>
+          <w:rFonts w:hint="default"/>
+          <w:lang w:val="en-US"/>
+        </w:rPr>
+      </w:pPr>
+    </w:p>
+    <w:p>
+      <w:pPr>
+        <w:keepNext w:val="0"/>
+        <w:keepLines w:val="0"/>
+        <w:widowControl/>
+        <w:suppressLineNumbers w:val="0"/>
+        <w:jc w:val="center"/>
+        <w:rPr>
+          <w:rFonts w:hint="default"/>
+          <w:lang w:val="en-US"/>
+        </w:rPr>
+      </w:pPr>
+      <w:r>
+        <w:rPr>
+          <w:rFonts w:hint="default"/>
+          <w:lang w:val="en-US"/>
+        </w:rPr>
+        <w:t>Fig-3: Activity Diagram</w:t>
+      </w:r>
+    </w:p>
+    <w:p>
+      <w:pPr>
+        <w:keepNext w:val="0"/>
+        <w:keepLines w:val="0"/>
+        <w:widowControl/>
+        <w:suppressLineNumbers w:val="0"/>
+        <w:jc w:val="both"/>
+        <w:rPr>
+          <w:rFonts w:hint="default"/>
+          <w:lang w:val="en-US"/>
+        </w:rPr>
+      </w:pPr>
+    </w:p>
+    <w:p>
+      <w:pPr>
+        <w:keepNext w:val="0"/>
+        <w:keepLines w:val="0"/>
+        <w:widowControl/>
+        <w:suppressLineNumbers w:val="0"/>
+        <w:jc w:val="both"/>
+        <w:rPr>
+          <w:rFonts w:hint="default"/>
+          <w:lang w:val="en-US"/>
+        </w:rPr>
+      </w:pPr>
+      <w:r>
+        <w:rPr>
+          <w:rFonts w:hint="default"/>
+          <w:lang w:val="en-US"/>
+        </w:rPr>
+        <w:drawing>
+          <wp:inline distT="0" distB="0" distL="114300" distR="114300">
+            <wp:extent cx="5479415" cy="2506980"/>
+            <wp:effectExtent l="0" t="0" r="6985" b="7620"/>
+            <wp:docPr id="9" name="Picture 9" descr="s4"/>
+            <wp:cNvGraphicFramePr>
+              <a:graphicFrameLocks xmlns:a="http://schemas.openxmlformats.org/drawingml/2006/main" noChangeAspect="1"/>
+            </wp:cNvGraphicFramePr>
+            <a:graphic xmlns:a="http://schemas.openxmlformats.org/drawingml/2006/main">
+              <a:graphicData uri="http://schemas.openxmlformats.org/drawingml/2006/picture">
+                <pic:pic xmlns:pic="http://schemas.openxmlformats.org/drawingml/2006/picture">
+                  <pic:nvPicPr>
+                    <pic:cNvPr id="9" name="Picture 9" descr="s4"/>
+                    <pic:cNvPicPr>
+                      <a:picLocks noChangeAspect="1"/>
+                    </pic:cNvPicPr>
+                  </pic:nvPicPr>
+                  <pic:blipFill>
+                    <a:blip r:embed="rId15"/>
+                    <a:stretch>
+                      <a:fillRect/>
+                    </a:stretch>
+                  </pic:blipFill>
+                  <pic:spPr>
+                    <a:xfrm>
+                      <a:off x="0" y="0"/>
+                      <a:ext cx="5479415" cy="2506980"/>
+                    </a:xfrm>
+                    <a:prstGeom prst="rect">
+                      <a:avLst/>
+                    </a:prstGeom>
+                  </pic:spPr>
+                </pic:pic>
+              </a:graphicData>
+            </a:graphic>
+          </wp:inline>
+        </w:drawing>
+      </w:r>
+    </w:p>
+    <w:p>
+      <w:pPr>
+        <w:keepNext w:val="0"/>
+        <w:keepLines w:val="0"/>
+        <w:widowControl/>
+        <w:suppressLineNumbers w:val="0"/>
+        <w:jc w:val="center"/>
+        <w:rPr>
+          <w:rFonts w:hint="default"/>
+          <w:lang w:val="en-US"/>
+        </w:rPr>
+      </w:pPr>
+      <w:r>
+        <w:rPr>
+          <w:rFonts w:hint="default"/>
+          <w:lang w:val="en-US"/>
+        </w:rPr>
+        <w:t>Fig-4: ER Diagram</w:t>
+      </w:r>
+      <w:bookmarkStart w:id="0" w:name="_GoBack"/>
+      <w:bookmarkEnd w:id="0"/>
+    </w:p>
+    <w:p>
+      <w:pPr>
+        <w:pStyle w:val="33"/>
+        <w:keepNext w:val="0"/>
+        <w:keepLines w:val="0"/>
+        <w:widowControl/>
+        <w:suppressLineNumbers w:val="0"/>
+        <w:jc w:val="left"/>
+        <w:rPr>
+          <w:rFonts w:hint="default" w:ascii="Times New Roman" w:hAnsi="Times New Roman" w:eastAsia="SimSun" w:cs="Times New Roman"/>
+          <w:b/>
+          <w:bCs/>
+          <w:sz w:val="24"/>
+          <w:szCs w:val="24"/>
           <w:lang w:val="en-US"/>
         </w:rPr>
       </w:pPr>
@@ -13630,6 +15344,26 @@
       </w:pPr>
     </w:lvl>
   </w:abstractNum>
+  <w:abstractNum w:abstractNumId="7">
+    <w:nsid w:val="6846FB41"/>
+    <w:multiLevelType w:val="singleLevel"/>
+    <w:tmpl w:val="6846FB41"/>
+    <w:lvl w:ilvl="0" w:tentative="0">
+      <w:start w:val="1"/>
+      <w:numFmt w:val="bullet"/>
+      <w:lvlText w:val=""/>
+      <w:lvlJc w:val="left"/>
+      <w:pPr>
+        <w:tabs>
+          <w:tab w:val="left" w:pos="420"/>
+        </w:tabs>
+        <w:ind w:left="420" w:leftChars="0" w:hanging="420" w:firstLineChars="0"/>
+      </w:pPr>
+      <w:rPr>
+        <w:rFonts w:hint="default" w:ascii="Wingdings" w:hAnsi="Wingdings"/>
+      </w:rPr>
+    </w:lvl>
+  </w:abstractNum>
   <w:num w:numId="1">
     <w:abstractNumId w:val="5"/>
   </w:num>
@@ -13650,6 +15384,9 @@
   </w:num>
   <w:num w:numId="7">
     <w:abstractNumId w:val="6"/>
+  </w:num>
+  <w:num w:numId="8">
+    <w:abstractNumId w:val="7"/>
   </w:num>
 </w:numbering>
 </file>
@@ -13900,7 +15637,7 @@
     <w:lsdException w:unhideWhenUsed="0" w:uiPriority="68" w:semiHidden="0" w:name="Medium Grid 2 Accent 5"/>
     <w:lsdException w:qFormat="1" w:unhideWhenUsed="0" w:uiPriority="69" w:semiHidden="0" w:name="Medium Grid 3 Accent 5"/>
     <w:lsdException w:unhideWhenUsed="0" w:uiPriority="70" w:semiHidden="0" w:name="Dark List Accent 5"/>
-    <w:lsdException w:unhideWhenUsed="0" w:uiPriority="71" w:semiHidden="0" w:name="Colorful Shading Accent 5"/>
+    <w:lsdException w:qFormat="1" w:unhideWhenUsed="0" w:uiPriority="71" w:semiHidden="0" w:name="Colorful Shading Accent 5"/>
     <w:lsdException w:unhideWhenUsed="0" w:uiPriority="72" w:semiHidden="0" w:name="Colorful List Accent 5"/>
     <w:lsdException w:unhideWhenUsed="0" w:uiPriority="73" w:semiHidden="0" w:name="Colorful Grid Accent 5"/>
     <w:lsdException w:qFormat="1" w:unhideWhenUsed="0" w:uiPriority="60" w:semiHidden="0" w:name="Light Shading Accent 6"/>
@@ -23926,6 +25663,7 @@
   <w:style w:type="table" w:styleId="120">
     <w:name w:val="Colorful Shading Accent 5"/>
     <w:basedOn w:val="12"/>
+    <w:qFormat/>
     <w:uiPriority w:val="71"/>
     <w:pPr>
       <w:spacing w:after="0" w:line="240" w:lineRule="auto"/>
